--- a/docs/红色文化学习打卡系统-毕业论文.docx
+++ b/docs/红色文化学习打卡系统-毕业论文.docx
@@ -141,7 +141,11 @@
     </w:p>
     <w:p>
       <w:pPr>
-        <w:spacing w:line="240" w:lineRule="auto" w:before="0" w:after="0"/>
+        <w:tabs>
+          <w:tab w:pos="8787" w:val="right" w:leader="dot"/>
+        </w:tabs>
+        <w:spacing w:line="240" w:lineRule="auto" w:before="0" w:after="40"/>
+        <w:ind w:left="0"/>
         <w:jc w:val="left"/>
       </w:pPr>
       <w:r>
@@ -151,9 +155,1556 @@
           <w:sz w:val="21"/>
         </w:rPr>
         <w:fldChar w:fldCharType="begin"/>
+      </w:r>
+      <w:r>
+        <w:rPr>
+          <w:rFonts w:ascii="Times New Roman" w:hAnsi="Times New Roman" w:eastAsia="宋体"/>
+          <w:b w:val="0"/>
+          <w:sz w:val="21"/>
+        </w:rPr>
         <w:instrText xml:space="preserve">TOC \o "1-3" \h \z \u</w:instrText>
+      </w:r>
+      <w:r>
+        <w:rPr>
+          <w:rFonts w:ascii="Times New Roman" w:hAnsi="Times New Roman" w:eastAsia="宋体"/>
+          <w:b w:val="0"/>
+          <w:sz w:val="21"/>
+        </w:rPr>
         <w:fldChar w:fldCharType="separate"/>
-        <w:t>（打开后按 Ctrl+A 再按 F9 可更新目录页码）</w:t>
+      </w:r>
+      <w:r>
+        <w:rPr>
+          <w:rFonts w:ascii="Times New Roman" w:hAnsi="Times New Roman" w:eastAsia="黑体"/>
+          <w:b w:val="0"/>
+          <w:sz w:val="21"/>
+        </w:rPr>
+        <w:t>摘  要</w:t>
+      </w:r>
+      <w:r>
+        <w:tab/>
+      </w:r>
+      <w:r>
+        <w:rPr>
+          <w:rFonts w:ascii="Times New Roman" w:hAnsi="Times New Roman" w:eastAsia="宋体"/>
+          <w:b w:val="0"/>
+          <w:sz w:val="21"/>
+        </w:rPr>
+        <w:t>ii</w:t>
+      </w:r>
+    </w:p>
+    <w:p>
+      <w:pPr>
+        <w:tabs>
+          <w:tab w:pos="8787" w:val="right" w:leader="dot"/>
+        </w:tabs>
+        <w:spacing w:line="240" w:lineRule="auto" w:before="0" w:after="40"/>
+        <w:ind w:left="0"/>
+        <w:jc w:val="left"/>
+      </w:pPr>
+      <w:r>
+        <w:rPr>
+          <w:rFonts w:ascii="Times New Roman" w:hAnsi="Times New Roman" w:eastAsia="黑体"/>
+          <w:b w:val="0"/>
+          <w:sz w:val="21"/>
+        </w:rPr>
+        <w:t>Abstract</w:t>
+      </w:r>
+      <w:r>
+        <w:tab/>
+      </w:r>
+      <w:r>
+        <w:rPr>
+          <w:rFonts w:ascii="Times New Roman" w:hAnsi="Times New Roman" w:eastAsia="宋体"/>
+          <w:b w:val="0"/>
+          <w:sz w:val="21"/>
+        </w:rPr>
+        <w:t>iii</w:t>
+      </w:r>
+    </w:p>
+    <w:p>
+      <w:pPr>
+        <w:tabs>
+          <w:tab w:pos="8787" w:val="right" w:leader="dot"/>
+        </w:tabs>
+        <w:spacing w:line="240" w:lineRule="auto" w:before="0" w:after="40"/>
+        <w:ind w:left="0"/>
+        <w:jc w:val="left"/>
+      </w:pPr>
+      <w:r>
+        <w:rPr>
+          <w:rFonts w:ascii="Times New Roman" w:hAnsi="Times New Roman" w:eastAsia="黑体"/>
+          <w:b w:val="0"/>
+          <w:sz w:val="21"/>
+        </w:rPr>
+        <w:t>第一章 绪论</w:t>
+      </w:r>
+      <w:r>
+        <w:tab/>
+      </w:r>
+      <w:r>
+        <w:rPr>
+          <w:rFonts w:ascii="Times New Roman" w:hAnsi="Times New Roman" w:eastAsia="宋体"/>
+          <w:b w:val="0"/>
+          <w:sz w:val="21"/>
+        </w:rPr>
+        <w:t>1</w:t>
+      </w:r>
+    </w:p>
+    <w:p>
+      <w:pPr>
+        <w:tabs>
+          <w:tab w:pos="8787" w:val="right" w:leader="dot"/>
+        </w:tabs>
+        <w:spacing w:line="240" w:lineRule="auto" w:before="0" w:after="40"/>
+        <w:ind w:left="420"/>
+        <w:jc w:val="left"/>
+      </w:pPr>
+      <w:r>
+        <w:rPr>
+          <w:rFonts w:ascii="Times New Roman" w:hAnsi="Times New Roman" w:eastAsia="宋体"/>
+          <w:b w:val="0"/>
+          <w:sz w:val="21"/>
+        </w:rPr>
+        <w:t>1.1 研究背景与意义</w:t>
+      </w:r>
+      <w:r>
+        <w:tab/>
+      </w:r>
+      <w:r>
+        <w:rPr>
+          <w:rFonts w:ascii="Times New Roman" w:hAnsi="Times New Roman" w:eastAsia="宋体"/>
+          <w:b w:val="0"/>
+          <w:sz w:val="21"/>
+        </w:rPr>
+        <w:t>1</w:t>
+      </w:r>
+    </w:p>
+    <w:p>
+      <w:pPr>
+        <w:tabs>
+          <w:tab w:pos="8787" w:val="right" w:leader="dot"/>
+        </w:tabs>
+        <w:spacing w:line="240" w:lineRule="auto" w:before="0" w:after="40"/>
+        <w:ind w:left="420"/>
+        <w:jc w:val="left"/>
+      </w:pPr>
+      <w:r>
+        <w:rPr>
+          <w:rFonts w:ascii="Times New Roman" w:hAnsi="Times New Roman" w:eastAsia="宋体"/>
+          <w:b w:val="0"/>
+          <w:sz w:val="21"/>
+        </w:rPr>
+        <w:t>1.2 国内外研究现状</w:t>
+      </w:r>
+      <w:r>
+        <w:tab/>
+      </w:r>
+      <w:r>
+        <w:rPr>
+          <w:rFonts w:ascii="Times New Roman" w:hAnsi="Times New Roman" w:eastAsia="宋体"/>
+          <w:b w:val="0"/>
+          <w:sz w:val="21"/>
+        </w:rPr>
+        <w:t>1</w:t>
+      </w:r>
+    </w:p>
+    <w:p>
+      <w:pPr>
+        <w:tabs>
+          <w:tab w:pos="8787" w:val="right" w:leader="dot"/>
+        </w:tabs>
+        <w:spacing w:line="240" w:lineRule="auto" w:before="0" w:after="40"/>
+        <w:ind w:left="420"/>
+        <w:jc w:val="left"/>
+      </w:pPr>
+      <w:r>
+        <w:rPr>
+          <w:rFonts w:ascii="Times New Roman" w:hAnsi="Times New Roman" w:eastAsia="宋体"/>
+          <w:b w:val="0"/>
+          <w:sz w:val="21"/>
+        </w:rPr>
+        <w:t>1.3 主要研究内容</w:t>
+      </w:r>
+      <w:r>
+        <w:tab/>
+      </w:r>
+      <w:r>
+        <w:rPr>
+          <w:rFonts w:ascii="Times New Roman" w:hAnsi="Times New Roman" w:eastAsia="宋体"/>
+          <w:b w:val="0"/>
+          <w:sz w:val="21"/>
+        </w:rPr>
+        <w:t>2</w:t>
+      </w:r>
+    </w:p>
+    <w:p>
+      <w:pPr>
+        <w:tabs>
+          <w:tab w:pos="8787" w:val="right" w:leader="dot"/>
+        </w:tabs>
+        <w:spacing w:line="240" w:lineRule="auto" w:before="0" w:after="40"/>
+        <w:ind w:left="420"/>
+        <w:jc w:val="left"/>
+      </w:pPr>
+      <w:r>
+        <w:rPr>
+          <w:rFonts w:ascii="Times New Roman" w:hAnsi="Times New Roman" w:eastAsia="宋体"/>
+          <w:b w:val="0"/>
+          <w:sz w:val="21"/>
+        </w:rPr>
+        <w:t>1.4 论文组织结构</w:t>
+      </w:r>
+      <w:r>
+        <w:tab/>
+      </w:r>
+      <w:r>
+        <w:rPr>
+          <w:rFonts w:ascii="Times New Roman" w:hAnsi="Times New Roman" w:eastAsia="宋体"/>
+          <w:b w:val="0"/>
+          <w:sz w:val="21"/>
+        </w:rPr>
+        <w:t>2</w:t>
+      </w:r>
+    </w:p>
+    <w:p>
+      <w:pPr>
+        <w:tabs>
+          <w:tab w:pos="8787" w:val="right" w:leader="dot"/>
+        </w:tabs>
+        <w:spacing w:line="240" w:lineRule="auto" w:before="0" w:after="40"/>
+        <w:ind w:left="0"/>
+        <w:jc w:val="left"/>
+      </w:pPr>
+      <w:r>
+        <w:rPr>
+          <w:rFonts w:ascii="Times New Roman" w:hAnsi="Times New Roman" w:eastAsia="黑体"/>
+          <w:b w:val="0"/>
+          <w:sz w:val="21"/>
+        </w:rPr>
+        <w:t>第二章 相关技术介绍</w:t>
+      </w:r>
+      <w:r>
+        <w:tab/>
+      </w:r>
+      <w:r>
+        <w:rPr>
+          <w:rFonts w:ascii="Times New Roman" w:hAnsi="Times New Roman" w:eastAsia="宋体"/>
+          <w:b w:val="0"/>
+          <w:sz w:val="21"/>
+        </w:rPr>
+        <w:t>2</w:t>
+      </w:r>
+    </w:p>
+    <w:p>
+      <w:pPr>
+        <w:tabs>
+          <w:tab w:pos="8787" w:val="right" w:leader="dot"/>
+        </w:tabs>
+        <w:spacing w:line="240" w:lineRule="auto" w:before="0" w:after="40"/>
+        <w:ind w:left="420"/>
+        <w:jc w:val="left"/>
+      </w:pPr>
+      <w:r>
+        <w:rPr>
+          <w:rFonts w:ascii="Times New Roman" w:hAnsi="Times New Roman" w:eastAsia="宋体"/>
+          <w:b w:val="0"/>
+          <w:sz w:val="21"/>
+        </w:rPr>
+        <w:t>2.1 Node.js与Express框架</w:t>
+      </w:r>
+      <w:r>
+        <w:tab/>
+      </w:r>
+      <w:r>
+        <w:rPr>
+          <w:rFonts w:ascii="Times New Roman" w:hAnsi="Times New Roman" w:eastAsia="宋体"/>
+          <w:b w:val="0"/>
+          <w:sz w:val="21"/>
+        </w:rPr>
+        <w:t>2</w:t>
+      </w:r>
+    </w:p>
+    <w:p>
+      <w:pPr>
+        <w:tabs>
+          <w:tab w:pos="8787" w:val="right" w:leader="dot"/>
+        </w:tabs>
+        <w:spacing w:line="240" w:lineRule="auto" w:before="0" w:after="40"/>
+        <w:ind w:left="420"/>
+        <w:jc w:val="left"/>
+      </w:pPr>
+      <w:r>
+        <w:rPr>
+          <w:rFonts w:ascii="Times New Roman" w:hAnsi="Times New Roman" w:eastAsia="宋体"/>
+          <w:b w:val="0"/>
+          <w:sz w:val="21"/>
+        </w:rPr>
+        <w:t>2.2 EJS模板引擎</w:t>
+      </w:r>
+      <w:r>
+        <w:tab/>
+      </w:r>
+      <w:r>
+        <w:rPr>
+          <w:rFonts w:ascii="Times New Roman" w:hAnsi="Times New Roman" w:eastAsia="宋体"/>
+          <w:b w:val="0"/>
+          <w:sz w:val="21"/>
+        </w:rPr>
+        <w:t>3</w:t>
+      </w:r>
+    </w:p>
+    <w:p>
+      <w:pPr>
+        <w:tabs>
+          <w:tab w:pos="8787" w:val="right" w:leader="dot"/>
+        </w:tabs>
+        <w:spacing w:line="240" w:lineRule="auto" w:before="0" w:after="40"/>
+        <w:ind w:left="420"/>
+        <w:jc w:val="left"/>
+      </w:pPr>
+      <w:r>
+        <w:rPr>
+          <w:rFonts w:ascii="Times New Roman" w:hAnsi="Times New Roman" w:eastAsia="宋体"/>
+          <w:b w:val="0"/>
+          <w:sz w:val="21"/>
+        </w:rPr>
+        <w:t>2.3 MySQL数据库</w:t>
+      </w:r>
+      <w:r>
+        <w:tab/>
+      </w:r>
+      <w:r>
+        <w:rPr>
+          <w:rFonts w:ascii="Times New Roman" w:hAnsi="Times New Roman" w:eastAsia="宋体"/>
+          <w:b w:val="0"/>
+          <w:sz w:val="21"/>
+        </w:rPr>
+        <w:t>3</w:t>
+      </w:r>
+    </w:p>
+    <w:p>
+      <w:pPr>
+        <w:tabs>
+          <w:tab w:pos="8787" w:val="right" w:leader="dot"/>
+        </w:tabs>
+        <w:spacing w:line="240" w:lineRule="auto" w:before="0" w:after="40"/>
+        <w:ind w:left="420"/>
+        <w:jc w:val="left"/>
+      </w:pPr>
+      <w:r>
+        <w:rPr>
+          <w:rFonts w:ascii="Times New Roman" w:hAnsi="Times New Roman" w:eastAsia="宋体"/>
+          <w:b w:val="0"/>
+          <w:sz w:val="21"/>
+        </w:rPr>
+        <w:t>2.4 B/S架构与服务端渲染</w:t>
+      </w:r>
+      <w:r>
+        <w:tab/>
+      </w:r>
+      <w:r>
+        <w:rPr>
+          <w:rFonts w:ascii="Times New Roman" w:hAnsi="Times New Roman" w:eastAsia="宋体"/>
+          <w:b w:val="0"/>
+          <w:sz w:val="21"/>
+        </w:rPr>
+        <w:t>3</w:t>
+      </w:r>
+    </w:p>
+    <w:p>
+      <w:pPr>
+        <w:tabs>
+          <w:tab w:pos="8787" w:val="right" w:leader="dot"/>
+        </w:tabs>
+        <w:spacing w:line="240" w:lineRule="auto" w:before="0" w:after="40"/>
+        <w:ind w:left="0"/>
+        <w:jc w:val="left"/>
+      </w:pPr>
+      <w:r>
+        <w:rPr>
+          <w:rFonts w:ascii="Times New Roman" w:hAnsi="Times New Roman" w:eastAsia="黑体"/>
+          <w:b w:val="0"/>
+          <w:sz w:val="21"/>
+        </w:rPr>
+        <w:t>第三章 系统需求分析</w:t>
+      </w:r>
+      <w:r>
+        <w:tab/>
+      </w:r>
+      <w:r>
+        <w:rPr>
+          <w:rFonts w:ascii="Times New Roman" w:hAnsi="Times New Roman" w:eastAsia="宋体"/>
+          <w:b w:val="0"/>
+          <w:sz w:val="21"/>
+        </w:rPr>
+        <w:t>3</w:t>
+      </w:r>
+    </w:p>
+    <w:p>
+      <w:pPr>
+        <w:tabs>
+          <w:tab w:pos="8787" w:val="right" w:leader="dot"/>
+        </w:tabs>
+        <w:spacing w:line="240" w:lineRule="auto" w:before="0" w:after="40"/>
+        <w:ind w:left="420"/>
+        <w:jc w:val="left"/>
+      </w:pPr>
+      <w:r>
+        <w:rPr>
+          <w:rFonts w:ascii="Times New Roman" w:hAnsi="Times New Roman" w:eastAsia="宋体"/>
+          <w:b w:val="0"/>
+          <w:sz w:val="21"/>
+        </w:rPr>
+        <w:t>3.1 需求概述</w:t>
+      </w:r>
+      <w:r>
+        <w:tab/>
+      </w:r>
+      <w:r>
+        <w:rPr>
+          <w:rFonts w:ascii="Times New Roman" w:hAnsi="Times New Roman" w:eastAsia="宋体"/>
+          <w:b w:val="0"/>
+          <w:sz w:val="21"/>
+        </w:rPr>
+        <w:t>3</w:t>
+      </w:r>
+    </w:p>
+    <w:p>
+      <w:pPr>
+        <w:tabs>
+          <w:tab w:pos="8787" w:val="right" w:leader="dot"/>
+        </w:tabs>
+        <w:spacing w:line="240" w:lineRule="auto" w:before="0" w:after="40"/>
+        <w:ind w:left="420"/>
+        <w:jc w:val="left"/>
+      </w:pPr>
+      <w:r>
+        <w:rPr>
+          <w:rFonts w:ascii="Times New Roman" w:hAnsi="Times New Roman" w:eastAsia="宋体"/>
+          <w:b w:val="0"/>
+          <w:sz w:val="21"/>
+        </w:rPr>
+        <w:t>3.2 功能需求分析</w:t>
+      </w:r>
+      <w:r>
+        <w:tab/>
+      </w:r>
+      <w:r>
+        <w:rPr>
+          <w:rFonts w:ascii="Times New Roman" w:hAnsi="Times New Roman" w:eastAsia="宋体"/>
+          <w:b w:val="0"/>
+          <w:sz w:val="21"/>
+        </w:rPr>
+        <w:t>4</w:t>
+      </w:r>
+    </w:p>
+    <w:p>
+      <w:pPr>
+        <w:tabs>
+          <w:tab w:pos="8787" w:val="right" w:leader="dot"/>
+        </w:tabs>
+        <w:spacing w:line="240" w:lineRule="auto" w:before="0" w:after="40"/>
+        <w:ind w:left="840"/>
+        <w:jc w:val="left"/>
+      </w:pPr>
+      <w:r>
+        <w:rPr>
+          <w:rFonts w:ascii="Times New Roman" w:hAnsi="Times New Roman" w:eastAsia="宋体"/>
+          <w:b w:val="0"/>
+          <w:sz w:val="21"/>
+        </w:rPr>
+        <w:t>3.2.1 普通用户功能需求</w:t>
+      </w:r>
+      <w:r>
+        <w:tab/>
+      </w:r>
+      <w:r>
+        <w:rPr>
+          <w:rFonts w:ascii="Times New Roman" w:hAnsi="Times New Roman" w:eastAsia="宋体"/>
+          <w:b w:val="0"/>
+          <w:sz w:val="21"/>
+        </w:rPr>
+        <w:t>4</w:t>
+      </w:r>
+    </w:p>
+    <w:p>
+      <w:pPr>
+        <w:tabs>
+          <w:tab w:pos="8787" w:val="right" w:leader="dot"/>
+        </w:tabs>
+        <w:spacing w:line="240" w:lineRule="auto" w:before="0" w:after="40"/>
+        <w:ind w:left="840"/>
+        <w:jc w:val="left"/>
+      </w:pPr>
+      <w:r>
+        <w:rPr>
+          <w:rFonts w:ascii="Times New Roman" w:hAnsi="Times New Roman" w:eastAsia="宋体"/>
+          <w:b w:val="0"/>
+          <w:sz w:val="21"/>
+        </w:rPr>
+        <w:t>3.2.2 管理员功能需求</w:t>
+      </w:r>
+      <w:r>
+        <w:tab/>
+      </w:r>
+      <w:r>
+        <w:rPr>
+          <w:rFonts w:ascii="Times New Roman" w:hAnsi="Times New Roman" w:eastAsia="宋体"/>
+          <w:b w:val="0"/>
+          <w:sz w:val="21"/>
+        </w:rPr>
+        <w:t>4</w:t>
+      </w:r>
+    </w:p>
+    <w:p>
+      <w:pPr>
+        <w:tabs>
+          <w:tab w:pos="8787" w:val="right" w:leader="dot"/>
+        </w:tabs>
+        <w:spacing w:line="240" w:lineRule="auto" w:before="0" w:after="40"/>
+        <w:ind w:left="840"/>
+        <w:jc w:val="left"/>
+      </w:pPr>
+      <w:r>
+        <w:rPr>
+          <w:rFonts w:ascii="Times New Roman" w:hAnsi="Times New Roman" w:eastAsia="宋体"/>
+          <w:b w:val="0"/>
+          <w:sz w:val="21"/>
+        </w:rPr>
+        <w:t>3.2.3 功能模块划分</w:t>
+      </w:r>
+      <w:r>
+        <w:tab/>
+      </w:r>
+      <w:r>
+        <w:rPr>
+          <w:rFonts w:ascii="Times New Roman" w:hAnsi="Times New Roman" w:eastAsia="宋体"/>
+          <w:b w:val="0"/>
+          <w:sz w:val="21"/>
+        </w:rPr>
+        <w:t>4</w:t>
+      </w:r>
+    </w:p>
+    <w:p>
+      <w:pPr>
+        <w:tabs>
+          <w:tab w:pos="8787" w:val="right" w:leader="dot"/>
+        </w:tabs>
+        <w:spacing w:line="240" w:lineRule="auto" w:before="0" w:after="40"/>
+        <w:ind w:left="420"/>
+        <w:jc w:val="left"/>
+      </w:pPr>
+      <w:r>
+        <w:rPr>
+          <w:rFonts w:ascii="Times New Roman" w:hAnsi="Times New Roman" w:eastAsia="宋体"/>
+          <w:b w:val="0"/>
+          <w:sz w:val="21"/>
+        </w:rPr>
+        <w:t>3.3 用例分析</w:t>
+      </w:r>
+      <w:r>
+        <w:tab/>
+      </w:r>
+      <w:r>
+        <w:rPr>
+          <w:rFonts w:ascii="Times New Roman" w:hAnsi="Times New Roman" w:eastAsia="宋体"/>
+          <w:b w:val="0"/>
+          <w:sz w:val="21"/>
+        </w:rPr>
+        <w:t>5</w:t>
+      </w:r>
+    </w:p>
+    <w:p>
+      <w:pPr>
+        <w:tabs>
+          <w:tab w:pos="8787" w:val="right" w:leader="dot"/>
+        </w:tabs>
+        <w:spacing w:line="240" w:lineRule="auto" w:before="0" w:after="40"/>
+        <w:ind w:left="420"/>
+        <w:jc w:val="left"/>
+      </w:pPr>
+      <w:r>
+        <w:rPr>
+          <w:rFonts w:ascii="Times New Roman" w:hAnsi="Times New Roman" w:eastAsia="宋体"/>
+          <w:b w:val="0"/>
+          <w:sz w:val="21"/>
+        </w:rPr>
+        <w:t>3.4 非功能需求分析</w:t>
+      </w:r>
+      <w:r>
+        <w:tab/>
+      </w:r>
+      <w:r>
+        <w:rPr>
+          <w:rFonts w:ascii="Times New Roman" w:hAnsi="Times New Roman" w:eastAsia="宋体"/>
+          <w:b w:val="0"/>
+          <w:sz w:val="21"/>
+        </w:rPr>
+        <w:t>6</w:t>
+      </w:r>
+    </w:p>
+    <w:p>
+      <w:pPr>
+        <w:tabs>
+          <w:tab w:pos="8787" w:val="right" w:leader="dot"/>
+        </w:tabs>
+        <w:spacing w:line="240" w:lineRule="auto" w:before="0" w:after="40"/>
+        <w:ind w:left="0"/>
+        <w:jc w:val="left"/>
+      </w:pPr>
+      <w:r>
+        <w:rPr>
+          <w:rFonts w:ascii="Times New Roman" w:hAnsi="Times New Roman" w:eastAsia="黑体"/>
+          <w:b w:val="0"/>
+          <w:sz w:val="21"/>
+        </w:rPr>
+        <w:t>第四章 系统设计</w:t>
+      </w:r>
+      <w:r>
+        <w:tab/>
+      </w:r>
+      <w:r>
+        <w:rPr>
+          <w:rFonts w:ascii="Times New Roman" w:hAnsi="Times New Roman" w:eastAsia="宋体"/>
+          <w:b w:val="0"/>
+          <w:sz w:val="21"/>
+        </w:rPr>
+        <w:t>7</w:t>
+      </w:r>
+    </w:p>
+    <w:p>
+      <w:pPr>
+        <w:tabs>
+          <w:tab w:pos="8787" w:val="right" w:leader="dot"/>
+        </w:tabs>
+        <w:spacing w:line="240" w:lineRule="auto" w:before="0" w:after="40"/>
+        <w:ind w:left="420"/>
+        <w:jc w:val="left"/>
+      </w:pPr>
+      <w:r>
+        <w:rPr>
+          <w:rFonts w:ascii="Times New Roman" w:hAnsi="Times New Roman" w:eastAsia="宋体"/>
+          <w:b w:val="0"/>
+          <w:sz w:val="21"/>
+        </w:rPr>
+        <w:t>4.1 系统总体架构设计</w:t>
+      </w:r>
+      <w:r>
+        <w:tab/>
+      </w:r>
+      <w:r>
+        <w:rPr>
+          <w:rFonts w:ascii="Times New Roman" w:hAnsi="Times New Roman" w:eastAsia="宋体"/>
+          <w:b w:val="0"/>
+          <w:sz w:val="21"/>
+        </w:rPr>
+        <w:t>7</w:t>
+      </w:r>
+    </w:p>
+    <w:p>
+      <w:pPr>
+        <w:tabs>
+          <w:tab w:pos="8787" w:val="right" w:leader="dot"/>
+        </w:tabs>
+        <w:spacing w:line="240" w:lineRule="auto" w:before="0" w:after="40"/>
+        <w:ind w:left="420"/>
+        <w:jc w:val="left"/>
+      </w:pPr>
+      <w:r>
+        <w:rPr>
+          <w:rFonts w:ascii="Times New Roman" w:hAnsi="Times New Roman" w:eastAsia="宋体"/>
+          <w:b w:val="0"/>
+          <w:sz w:val="21"/>
+        </w:rPr>
+        <w:t>4.2 功能模块设计</w:t>
+      </w:r>
+      <w:r>
+        <w:tab/>
+      </w:r>
+      <w:r>
+        <w:rPr>
+          <w:rFonts w:ascii="Times New Roman" w:hAnsi="Times New Roman" w:eastAsia="宋体"/>
+          <w:b w:val="0"/>
+          <w:sz w:val="21"/>
+        </w:rPr>
+        <w:t>7</w:t>
+      </w:r>
+    </w:p>
+    <w:p>
+      <w:pPr>
+        <w:tabs>
+          <w:tab w:pos="8787" w:val="right" w:leader="dot"/>
+        </w:tabs>
+        <w:spacing w:line="240" w:lineRule="auto" w:before="0" w:after="40"/>
+        <w:ind w:left="840"/>
+        <w:jc w:val="left"/>
+      </w:pPr>
+      <w:r>
+        <w:rPr>
+          <w:rFonts w:ascii="Times New Roman" w:hAnsi="Times New Roman" w:eastAsia="宋体"/>
+          <w:b w:val="0"/>
+          <w:sz w:val="21"/>
+        </w:rPr>
+        <w:t>4.2.1 用户认证模块</w:t>
+      </w:r>
+      <w:r>
+        <w:tab/>
+      </w:r>
+      <w:r>
+        <w:rPr>
+          <w:rFonts w:ascii="Times New Roman" w:hAnsi="Times New Roman" w:eastAsia="宋体"/>
+          <w:b w:val="0"/>
+          <w:sz w:val="21"/>
+        </w:rPr>
+        <w:t>7</w:t>
+      </w:r>
+    </w:p>
+    <w:p>
+      <w:pPr>
+        <w:tabs>
+          <w:tab w:pos="8787" w:val="right" w:leader="dot"/>
+        </w:tabs>
+        <w:spacing w:line="240" w:lineRule="auto" w:before="0" w:after="40"/>
+        <w:ind w:left="840"/>
+        <w:jc w:val="left"/>
+      </w:pPr>
+      <w:r>
+        <w:rPr>
+          <w:rFonts w:ascii="Times New Roman" w:hAnsi="Times New Roman" w:eastAsia="宋体"/>
+          <w:b w:val="0"/>
+          <w:sz w:val="21"/>
+        </w:rPr>
+        <w:t>4.2.2 景点浏览模块</w:t>
+      </w:r>
+      <w:r>
+        <w:tab/>
+      </w:r>
+      <w:r>
+        <w:rPr>
+          <w:rFonts w:ascii="Times New Roman" w:hAnsi="Times New Roman" w:eastAsia="宋体"/>
+          <w:b w:val="0"/>
+          <w:sz w:val="21"/>
+        </w:rPr>
+        <w:t>7</w:t>
+      </w:r>
+    </w:p>
+    <w:p>
+      <w:pPr>
+        <w:tabs>
+          <w:tab w:pos="8787" w:val="right" w:leader="dot"/>
+        </w:tabs>
+        <w:spacing w:line="240" w:lineRule="auto" w:before="0" w:after="40"/>
+        <w:ind w:left="840"/>
+        <w:jc w:val="left"/>
+      </w:pPr>
+      <w:r>
+        <w:rPr>
+          <w:rFonts w:ascii="Times New Roman" w:hAnsi="Times New Roman" w:eastAsia="宋体"/>
+          <w:b w:val="0"/>
+          <w:sz w:val="21"/>
+        </w:rPr>
+        <w:t>4.2.3 打卡管理模块</w:t>
+      </w:r>
+      <w:r>
+        <w:tab/>
+      </w:r>
+      <w:r>
+        <w:rPr>
+          <w:rFonts w:ascii="Times New Roman" w:hAnsi="Times New Roman" w:eastAsia="宋体"/>
+          <w:b w:val="0"/>
+          <w:sz w:val="21"/>
+        </w:rPr>
+        <w:t>8</w:t>
+      </w:r>
+    </w:p>
+    <w:p>
+      <w:pPr>
+        <w:tabs>
+          <w:tab w:pos="8787" w:val="right" w:leader="dot"/>
+        </w:tabs>
+        <w:spacing w:line="240" w:lineRule="auto" w:before="0" w:after="40"/>
+        <w:ind w:left="840"/>
+        <w:jc w:val="left"/>
+      </w:pPr>
+      <w:r>
+        <w:rPr>
+          <w:rFonts w:ascii="Times New Roman" w:hAnsi="Times New Roman" w:eastAsia="宋体"/>
+          <w:b w:val="0"/>
+          <w:sz w:val="21"/>
+        </w:rPr>
+        <w:t>4.2.4 公告管理模块</w:t>
+      </w:r>
+      <w:r>
+        <w:tab/>
+      </w:r>
+      <w:r>
+        <w:rPr>
+          <w:rFonts w:ascii="Times New Roman" w:hAnsi="Times New Roman" w:eastAsia="宋体"/>
+          <w:b w:val="0"/>
+          <w:sz w:val="21"/>
+        </w:rPr>
+        <w:t>8</w:t>
+      </w:r>
+    </w:p>
+    <w:p>
+      <w:pPr>
+        <w:tabs>
+          <w:tab w:pos="8787" w:val="right" w:leader="dot"/>
+        </w:tabs>
+        <w:spacing w:line="240" w:lineRule="auto" w:before="0" w:after="40"/>
+        <w:ind w:left="840"/>
+        <w:jc w:val="left"/>
+      </w:pPr>
+      <w:r>
+        <w:rPr>
+          <w:rFonts w:ascii="Times New Roman" w:hAnsi="Times New Roman" w:eastAsia="宋体"/>
+          <w:b w:val="0"/>
+          <w:sz w:val="21"/>
+        </w:rPr>
+        <w:t>4.2.5 后台管理模块</w:t>
+      </w:r>
+      <w:r>
+        <w:tab/>
+      </w:r>
+      <w:r>
+        <w:rPr>
+          <w:rFonts w:ascii="Times New Roman" w:hAnsi="Times New Roman" w:eastAsia="宋体"/>
+          <w:b w:val="0"/>
+          <w:sz w:val="21"/>
+        </w:rPr>
+        <w:t>8</w:t>
+      </w:r>
+    </w:p>
+    <w:p>
+      <w:pPr>
+        <w:tabs>
+          <w:tab w:pos="8787" w:val="right" w:leader="dot"/>
+        </w:tabs>
+        <w:spacing w:line="240" w:lineRule="auto" w:before="0" w:after="40"/>
+        <w:ind w:left="420"/>
+        <w:jc w:val="left"/>
+      </w:pPr>
+      <w:r>
+        <w:rPr>
+          <w:rFonts w:ascii="Times New Roman" w:hAnsi="Times New Roman" w:eastAsia="宋体"/>
+          <w:b w:val="0"/>
+          <w:sz w:val="21"/>
+        </w:rPr>
+        <w:t>4.3 数据库设计</w:t>
+      </w:r>
+      <w:r>
+        <w:tab/>
+      </w:r>
+      <w:r>
+        <w:rPr>
+          <w:rFonts w:ascii="Times New Roman" w:hAnsi="Times New Roman" w:eastAsia="宋体"/>
+          <w:b w:val="0"/>
+          <w:sz w:val="21"/>
+        </w:rPr>
+        <w:t>9</w:t>
+      </w:r>
+    </w:p>
+    <w:p>
+      <w:pPr>
+        <w:tabs>
+          <w:tab w:pos="8787" w:val="right" w:leader="dot"/>
+        </w:tabs>
+        <w:spacing w:line="240" w:lineRule="auto" w:before="0" w:after="40"/>
+        <w:ind w:left="840"/>
+        <w:jc w:val="left"/>
+      </w:pPr>
+      <w:r>
+        <w:rPr>
+          <w:rFonts w:ascii="Times New Roman" w:hAnsi="Times New Roman" w:eastAsia="宋体"/>
+          <w:b w:val="0"/>
+          <w:sz w:val="21"/>
+        </w:rPr>
+        <w:t>4.3.1 概念结构设计</w:t>
+      </w:r>
+      <w:r>
+        <w:tab/>
+      </w:r>
+      <w:r>
+        <w:rPr>
+          <w:rFonts w:ascii="Times New Roman" w:hAnsi="Times New Roman" w:eastAsia="宋体"/>
+          <w:b w:val="0"/>
+          <w:sz w:val="21"/>
+        </w:rPr>
+        <w:t>9</w:t>
+      </w:r>
+    </w:p>
+    <w:p>
+      <w:pPr>
+        <w:tabs>
+          <w:tab w:pos="8787" w:val="right" w:leader="dot"/>
+        </w:tabs>
+        <w:spacing w:line="240" w:lineRule="auto" w:before="0" w:after="40"/>
+        <w:ind w:left="840"/>
+        <w:jc w:val="left"/>
+      </w:pPr>
+      <w:r>
+        <w:rPr>
+          <w:rFonts w:ascii="Times New Roman" w:hAnsi="Times New Roman" w:eastAsia="宋体"/>
+          <w:b w:val="0"/>
+          <w:sz w:val="21"/>
+        </w:rPr>
+        <w:t>4.3.2 物理结构设计</w:t>
+      </w:r>
+      <w:r>
+        <w:tab/>
+      </w:r>
+      <w:r>
+        <w:rPr>
+          <w:rFonts w:ascii="Times New Roman" w:hAnsi="Times New Roman" w:eastAsia="宋体"/>
+          <w:b w:val="0"/>
+          <w:sz w:val="21"/>
+        </w:rPr>
+        <w:t>10</w:t>
+      </w:r>
+    </w:p>
+    <w:p>
+      <w:pPr>
+        <w:tabs>
+          <w:tab w:pos="8787" w:val="right" w:leader="dot"/>
+        </w:tabs>
+        <w:spacing w:line="240" w:lineRule="auto" w:before="0" w:after="40"/>
+        <w:ind w:left="840"/>
+        <w:jc w:val="left"/>
+      </w:pPr>
+      <w:r>
+        <w:rPr>
+          <w:rFonts w:ascii="Times New Roman" w:hAnsi="Times New Roman" w:eastAsia="宋体"/>
+          <w:b w:val="0"/>
+          <w:sz w:val="21"/>
+        </w:rPr>
+        <w:t>4.3.3 数据表结构设计</w:t>
+      </w:r>
+      <w:r>
+        <w:tab/>
+      </w:r>
+      <w:r>
+        <w:rPr>
+          <w:rFonts w:ascii="Times New Roman" w:hAnsi="Times New Roman" w:eastAsia="宋体"/>
+          <w:b w:val="0"/>
+          <w:sz w:val="21"/>
+        </w:rPr>
+        <w:t>11</w:t>
+      </w:r>
+    </w:p>
+    <w:p>
+      <w:pPr>
+        <w:tabs>
+          <w:tab w:pos="8787" w:val="right" w:leader="dot"/>
+        </w:tabs>
+        <w:spacing w:line="240" w:lineRule="auto" w:before="0" w:after="40"/>
+        <w:ind w:left="420"/>
+        <w:jc w:val="left"/>
+      </w:pPr>
+      <w:r>
+        <w:rPr>
+          <w:rFonts w:ascii="Times New Roman" w:hAnsi="Times New Roman" w:eastAsia="宋体"/>
+          <w:b w:val="0"/>
+          <w:sz w:val="21"/>
+        </w:rPr>
+        <w:t>4.4 核心业务流程设计</w:t>
+      </w:r>
+      <w:r>
+        <w:tab/>
+      </w:r>
+      <w:r>
+        <w:rPr>
+          <w:rFonts w:ascii="Times New Roman" w:hAnsi="Times New Roman" w:eastAsia="宋体"/>
+          <w:b w:val="0"/>
+          <w:sz w:val="21"/>
+        </w:rPr>
+        <w:t>12</w:t>
+      </w:r>
+    </w:p>
+    <w:p>
+      <w:pPr>
+        <w:tabs>
+          <w:tab w:pos="8787" w:val="right" w:leader="dot"/>
+        </w:tabs>
+        <w:spacing w:line="240" w:lineRule="auto" w:before="0" w:after="40"/>
+        <w:ind w:left="840"/>
+        <w:jc w:val="left"/>
+      </w:pPr>
+      <w:r>
+        <w:rPr>
+          <w:rFonts w:ascii="Times New Roman" w:hAnsi="Times New Roman" w:eastAsia="宋体"/>
+          <w:b w:val="0"/>
+          <w:sz w:val="21"/>
+        </w:rPr>
+        <w:t>4.4.1 用户登录流程</w:t>
+      </w:r>
+      <w:r>
+        <w:tab/>
+      </w:r>
+      <w:r>
+        <w:rPr>
+          <w:rFonts w:ascii="Times New Roman" w:hAnsi="Times New Roman" w:eastAsia="宋体"/>
+          <w:b w:val="0"/>
+          <w:sz w:val="21"/>
+        </w:rPr>
+        <w:t>12</w:t>
+      </w:r>
+    </w:p>
+    <w:p>
+      <w:pPr>
+        <w:tabs>
+          <w:tab w:pos="8787" w:val="right" w:leader="dot"/>
+        </w:tabs>
+        <w:spacing w:line="240" w:lineRule="auto" w:before="0" w:after="40"/>
+        <w:ind w:left="840"/>
+        <w:jc w:val="left"/>
+      </w:pPr>
+      <w:r>
+        <w:rPr>
+          <w:rFonts w:ascii="Times New Roman" w:hAnsi="Times New Roman" w:eastAsia="宋体"/>
+          <w:b w:val="0"/>
+          <w:sz w:val="21"/>
+        </w:rPr>
+        <w:t>4.4.2 用户注册流程</w:t>
+      </w:r>
+      <w:r>
+        <w:tab/>
+      </w:r>
+      <w:r>
+        <w:rPr>
+          <w:rFonts w:ascii="Times New Roman" w:hAnsi="Times New Roman" w:eastAsia="宋体"/>
+          <w:b w:val="0"/>
+          <w:sz w:val="21"/>
+        </w:rPr>
+        <w:t>12</w:t>
+      </w:r>
+    </w:p>
+    <w:p>
+      <w:pPr>
+        <w:tabs>
+          <w:tab w:pos="8787" w:val="right" w:leader="dot"/>
+        </w:tabs>
+        <w:spacing w:line="240" w:lineRule="auto" w:before="0" w:after="40"/>
+        <w:ind w:left="840"/>
+        <w:jc w:val="left"/>
+      </w:pPr>
+      <w:r>
+        <w:rPr>
+          <w:rFonts w:ascii="Times New Roman" w:hAnsi="Times New Roman" w:eastAsia="宋体"/>
+          <w:b w:val="0"/>
+          <w:sz w:val="21"/>
+        </w:rPr>
+        <w:t>4.4.3 打卡业务流程</w:t>
+      </w:r>
+      <w:r>
+        <w:tab/>
+      </w:r>
+      <w:r>
+        <w:rPr>
+          <w:rFonts w:ascii="Times New Roman" w:hAnsi="Times New Roman" w:eastAsia="宋体"/>
+          <w:b w:val="0"/>
+          <w:sz w:val="21"/>
+        </w:rPr>
+        <w:t>13</w:t>
+      </w:r>
+    </w:p>
+    <w:p>
+      <w:pPr>
+        <w:tabs>
+          <w:tab w:pos="8787" w:val="right" w:leader="dot"/>
+        </w:tabs>
+        <w:spacing w:line="240" w:lineRule="auto" w:before="0" w:after="40"/>
+        <w:ind w:left="0"/>
+        <w:jc w:val="left"/>
+      </w:pPr>
+      <w:r>
+        <w:rPr>
+          <w:rFonts w:ascii="Times New Roman" w:hAnsi="Times New Roman" w:eastAsia="黑体"/>
+          <w:b w:val="0"/>
+          <w:sz w:val="21"/>
+        </w:rPr>
+        <w:t>第五章 系统实现</w:t>
+      </w:r>
+      <w:r>
+        <w:tab/>
+      </w:r>
+      <w:r>
+        <w:rPr>
+          <w:rFonts w:ascii="Times New Roman" w:hAnsi="Times New Roman" w:eastAsia="宋体"/>
+          <w:b w:val="0"/>
+          <w:sz w:val="21"/>
+        </w:rPr>
+        <w:t>15</w:t>
+      </w:r>
+    </w:p>
+    <w:p>
+      <w:pPr>
+        <w:tabs>
+          <w:tab w:pos="8787" w:val="right" w:leader="dot"/>
+        </w:tabs>
+        <w:spacing w:line="240" w:lineRule="auto" w:before="0" w:after="40"/>
+        <w:ind w:left="420"/>
+        <w:jc w:val="left"/>
+      </w:pPr>
+      <w:r>
+        <w:rPr>
+          <w:rFonts w:ascii="Times New Roman" w:hAnsi="Times New Roman" w:eastAsia="宋体"/>
+          <w:b w:val="0"/>
+          <w:sz w:val="21"/>
+        </w:rPr>
+        <w:t>5.1 开发环境与工具</w:t>
+      </w:r>
+      <w:r>
+        <w:tab/>
+      </w:r>
+      <w:r>
+        <w:rPr>
+          <w:rFonts w:ascii="Times New Roman" w:hAnsi="Times New Roman" w:eastAsia="宋体"/>
+          <w:b w:val="0"/>
+          <w:sz w:val="21"/>
+        </w:rPr>
+        <w:t>15</w:t>
+      </w:r>
+    </w:p>
+    <w:p>
+      <w:pPr>
+        <w:tabs>
+          <w:tab w:pos="8787" w:val="right" w:leader="dot"/>
+        </w:tabs>
+        <w:spacing w:line="240" w:lineRule="auto" w:before="0" w:after="40"/>
+        <w:ind w:left="420"/>
+        <w:jc w:val="left"/>
+      </w:pPr>
+      <w:r>
+        <w:rPr>
+          <w:rFonts w:ascii="Times New Roman" w:hAnsi="Times New Roman" w:eastAsia="宋体"/>
+          <w:b w:val="0"/>
+          <w:sz w:val="21"/>
+        </w:rPr>
+        <w:t>5.2 用户认证模块实现</w:t>
+      </w:r>
+      <w:r>
+        <w:tab/>
+      </w:r>
+      <w:r>
+        <w:rPr>
+          <w:rFonts w:ascii="Times New Roman" w:hAnsi="Times New Roman" w:eastAsia="宋体"/>
+          <w:b w:val="0"/>
+          <w:sz w:val="21"/>
+        </w:rPr>
+        <w:t>16</w:t>
+      </w:r>
+    </w:p>
+    <w:p>
+      <w:pPr>
+        <w:tabs>
+          <w:tab w:pos="8787" w:val="right" w:leader="dot"/>
+        </w:tabs>
+        <w:spacing w:line="240" w:lineRule="auto" w:before="0" w:after="40"/>
+        <w:ind w:left="420"/>
+        <w:jc w:val="left"/>
+      </w:pPr>
+      <w:r>
+        <w:rPr>
+          <w:rFonts w:ascii="Times New Roman" w:hAnsi="Times New Roman" w:eastAsia="宋体"/>
+          <w:b w:val="0"/>
+          <w:sz w:val="21"/>
+        </w:rPr>
+        <w:t>5.3 景点浏览模块实现</w:t>
+      </w:r>
+      <w:r>
+        <w:tab/>
+      </w:r>
+      <w:r>
+        <w:rPr>
+          <w:rFonts w:ascii="Times New Roman" w:hAnsi="Times New Roman" w:eastAsia="宋体"/>
+          <w:b w:val="0"/>
+          <w:sz w:val="21"/>
+        </w:rPr>
+        <w:t>17</w:t>
+      </w:r>
+    </w:p>
+    <w:p>
+      <w:pPr>
+        <w:tabs>
+          <w:tab w:pos="8787" w:val="right" w:leader="dot"/>
+        </w:tabs>
+        <w:spacing w:line="240" w:lineRule="auto" w:before="0" w:after="40"/>
+        <w:ind w:left="420"/>
+        <w:jc w:val="left"/>
+      </w:pPr>
+      <w:r>
+        <w:rPr>
+          <w:rFonts w:ascii="Times New Roman" w:hAnsi="Times New Roman" w:eastAsia="宋体"/>
+          <w:b w:val="0"/>
+          <w:sz w:val="21"/>
+        </w:rPr>
+        <w:t>5.4 打卡管理模块实现</w:t>
+      </w:r>
+      <w:r>
+        <w:tab/>
+      </w:r>
+      <w:r>
+        <w:rPr>
+          <w:rFonts w:ascii="Times New Roman" w:hAnsi="Times New Roman" w:eastAsia="宋体"/>
+          <w:b w:val="0"/>
+          <w:sz w:val="21"/>
+        </w:rPr>
+        <w:t>18</w:t>
+      </w:r>
+    </w:p>
+    <w:p>
+      <w:pPr>
+        <w:tabs>
+          <w:tab w:pos="8787" w:val="right" w:leader="dot"/>
+        </w:tabs>
+        <w:spacing w:line="240" w:lineRule="auto" w:before="0" w:after="40"/>
+        <w:ind w:left="420"/>
+        <w:jc w:val="left"/>
+      </w:pPr>
+      <w:r>
+        <w:rPr>
+          <w:rFonts w:ascii="Times New Roman" w:hAnsi="Times New Roman" w:eastAsia="宋体"/>
+          <w:b w:val="0"/>
+          <w:sz w:val="21"/>
+        </w:rPr>
+        <w:t>5.5 后台管理模块实现</w:t>
+      </w:r>
+      <w:r>
+        <w:tab/>
+      </w:r>
+      <w:r>
+        <w:rPr>
+          <w:rFonts w:ascii="Times New Roman" w:hAnsi="Times New Roman" w:eastAsia="宋体"/>
+          <w:b w:val="0"/>
+          <w:sz w:val="21"/>
+        </w:rPr>
+        <w:t>18</w:t>
+      </w:r>
+    </w:p>
+    <w:p>
+      <w:pPr>
+        <w:tabs>
+          <w:tab w:pos="8787" w:val="right" w:leader="dot"/>
+        </w:tabs>
+        <w:spacing w:line="240" w:lineRule="auto" w:before="0" w:after="40"/>
+        <w:ind w:left="420"/>
+        <w:jc w:val="left"/>
+      </w:pPr>
+      <w:r>
+        <w:rPr>
+          <w:rFonts w:ascii="Times New Roman" w:hAnsi="Times New Roman" w:eastAsia="宋体"/>
+          <w:b w:val="0"/>
+          <w:sz w:val="21"/>
+        </w:rPr>
+        <w:t>5.6 关键技术与安全机制</w:t>
+      </w:r>
+      <w:r>
+        <w:tab/>
+      </w:r>
+      <w:r>
+        <w:rPr>
+          <w:rFonts w:ascii="Times New Roman" w:hAnsi="Times New Roman" w:eastAsia="宋体"/>
+          <w:b w:val="0"/>
+          <w:sz w:val="21"/>
+        </w:rPr>
+        <w:t>18</w:t>
+      </w:r>
+    </w:p>
+    <w:p>
+      <w:pPr>
+        <w:tabs>
+          <w:tab w:pos="8787" w:val="right" w:leader="dot"/>
+        </w:tabs>
+        <w:spacing w:line="240" w:lineRule="auto" w:before="0" w:after="40"/>
+        <w:ind w:left="0"/>
+        <w:jc w:val="left"/>
+      </w:pPr>
+      <w:r>
+        <w:rPr>
+          <w:rFonts w:ascii="Times New Roman" w:hAnsi="Times New Roman" w:eastAsia="黑体"/>
+          <w:b w:val="0"/>
+          <w:sz w:val="21"/>
+        </w:rPr>
+        <w:t>第六章 系统测试</w:t>
+      </w:r>
+      <w:r>
+        <w:tab/>
+      </w:r>
+      <w:r>
+        <w:rPr>
+          <w:rFonts w:ascii="Times New Roman" w:hAnsi="Times New Roman" w:eastAsia="宋体"/>
+          <w:b w:val="0"/>
+          <w:sz w:val="21"/>
+        </w:rPr>
+        <w:t>19</w:t>
+      </w:r>
+    </w:p>
+    <w:p>
+      <w:pPr>
+        <w:tabs>
+          <w:tab w:pos="8787" w:val="right" w:leader="dot"/>
+        </w:tabs>
+        <w:spacing w:line="240" w:lineRule="auto" w:before="0" w:after="40"/>
+        <w:ind w:left="420"/>
+        <w:jc w:val="left"/>
+      </w:pPr>
+      <w:r>
+        <w:rPr>
+          <w:rFonts w:ascii="Times New Roman" w:hAnsi="Times New Roman" w:eastAsia="宋体"/>
+          <w:b w:val="0"/>
+          <w:sz w:val="21"/>
+        </w:rPr>
+        <w:t>6.1 测试环境</w:t>
+      </w:r>
+      <w:r>
+        <w:tab/>
+      </w:r>
+      <w:r>
+        <w:rPr>
+          <w:rFonts w:ascii="Times New Roman" w:hAnsi="Times New Roman" w:eastAsia="宋体"/>
+          <w:b w:val="0"/>
+          <w:sz w:val="21"/>
+        </w:rPr>
+        <w:t>19</w:t>
+      </w:r>
+    </w:p>
+    <w:p>
+      <w:pPr>
+        <w:tabs>
+          <w:tab w:pos="8787" w:val="right" w:leader="dot"/>
+        </w:tabs>
+        <w:spacing w:line="240" w:lineRule="auto" w:before="0" w:after="40"/>
+        <w:ind w:left="420"/>
+        <w:jc w:val="left"/>
+      </w:pPr>
+      <w:r>
+        <w:rPr>
+          <w:rFonts w:ascii="Times New Roman" w:hAnsi="Times New Roman" w:eastAsia="宋体"/>
+          <w:b w:val="0"/>
+          <w:sz w:val="21"/>
+        </w:rPr>
+        <w:t>6.2 测试用例与结果</w:t>
+      </w:r>
+      <w:r>
+        <w:tab/>
+      </w:r>
+      <w:r>
+        <w:rPr>
+          <w:rFonts w:ascii="Times New Roman" w:hAnsi="Times New Roman" w:eastAsia="宋体"/>
+          <w:b w:val="0"/>
+          <w:sz w:val="21"/>
+        </w:rPr>
+        <w:t>19</w:t>
+      </w:r>
+    </w:p>
+    <w:p>
+      <w:pPr>
+        <w:tabs>
+          <w:tab w:pos="8787" w:val="right" w:leader="dot"/>
+        </w:tabs>
+        <w:spacing w:line="240" w:lineRule="auto" w:before="0" w:after="40"/>
+        <w:ind w:left="420"/>
+        <w:jc w:val="left"/>
+      </w:pPr>
+      <w:r>
+        <w:rPr>
+          <w:rFonts w:ascii="Times New Roman" w:hAnsi="Times New Roman" w:eastAsia="宋体"/>
+          <w:b w:val="0"/>
+          <w:sz w:val="21"/>
+        </w:rPr>
+        <w:t>6.3 测试结果分析</w:t>
+      </w:r>
+      <w:r>
+        <w:tab/>
+      </w:r>
+      <w:r>
+        <w:rPr>
+          <w:rFonts w:ascii="Times New Roman" w:hAnsi="Times New Roman" w:eastAsia="宋体"/>
+          <w:b w:val="0"/>
+          <w:sz w:val="21"/>
+        </w:rPr>
+        <w:t>20</w:t>
+      </w:r>
+    </w:p>
+    <w:p>
+      <w:pPr>
+        <w:tabs>
+          <w:tab w:pos="8787" w:val="right" w:leader="dot"/>
+        </w:tabs>
+        <w:spacing w:line="240" w:lineRule="auto" w:before="0" w:after="40"/>
+        <w:ind w:left="0"/>
+        <w:jc w:val="left"/>
+      </w:pPr>
+      <w:r>
+        <w:rPr>
+          <w:rFonts w:ascii="Times New Roman" w:hAnsi="Times New Roman" w:eastAsia="黑体"/>
+          <w:b w:val="0"/>
+          <w:sz w:val="21"/>
+        </w:rPr>
+        <w:t>第七章 总结与展望</w:t>
+      </w:r>
+      <w:r>
+        <w:tab/>
+      </w:r>
+      <w:r>
+        <w:rPr>
+          <w:rFonts w:ascii="Times New Roman" w:hAnsi="Times New Roman" w:eastAsia="宋体"/>
+          <w:b w:val="0"/>
+          <w:sz w:val="21"/>
+        </w:rPr>
+        <w:t>21</w:t>
+      </w:r>
+    </w:p>
+    <w:p>
+      <w:pPr>
+        <w:tabs>
+          <w:tab w:pos="8787" w:val="right" w:leader="dot"/>
+        </w:tabs>
+        <w:spacing w:line="240" w:lineRule="auto" w:before="0" w:after="40"/>
+        <w:ind w:left="420"/>
+        <w:jc w:val="left"/>
+      </w:pPr>
+      <w:r>
+        <w:rPr>
+          <w:rFonts w:ascii="Times New Roman" w:hAnsi="Times New Roman" w:eastAsia="宋体"/>
+          <w:b w:val="0"/>
+          <w:sz w:val="21"/>
+        </w:rPr>
+        <w:t>7.1 总结</w:t>
+      </w:r>
+      <w:r>
+        <w:tab/>
+      </w:r>
+      <w:r>
+        <w:rPr>
+          <w:rFonts w:ascii="Times New Roman" w:hAnsi="Times New Roman" w:eastAsia="宋体"/>
+          <w:b w:val="0"/>
+          <w:sz w:val="21"/>
+        </w:rPr>
+        <w:t>21</w:t>
+      </w:r>
+    </w:p>
+    <w:p>
+      <w:pPr>
+        <w:tabs>
+          <w:tab w:pos="8787" w:val="right" w:leader="dot"/>
+        </w:tabs>
+        <w:spacing w:line="240" w:lineRule="auto" w:before="0" w:after="40"/>
+        <w:ind w:left="420"/>
+        <w:jc w:val="left"/>
+      </w:pPr>
+      <w:r>
+        <w:rPr>
+          <w:rFonts w:ascii="Times New Roman" w:hAnsi="Times New Roman" w:eastAsia="宋体"/>
+          <w:b w:val="0"/>
+          <w:sz w:val="21"/>
+        </w:rPr>
+        <w:t>7.2 展望</w:t>
+      </w:r>
+      <w:r>
+        <w:tab/>
+      </w:r>
+      <w:r>
+        <w:rPr>
+          <w:rFonts w:ascii="Times New Roman" w:hAnsi="Times New Roman" w:eastAsia="宋体"/>
+          <w:b w:val="0"/>
+          <w:sz w:val="21"/>
+        </w:rPr>
+        <w:t>21</w:t>
+      </w:r>
+    </w:p>
+    <w:p>
+      <w:pPr>
+        <w:tabs>
+          <w:tab w:pos="8787" w:val="right" w:leader="dot"/>
+        </w:tabs>
+        <w:spacing w:line="240" w:lineRule="auto" w:before="0" w:after="40"/>
+        <w:ind w:left="0"/>
+        <w:jc w:val="left"/>
+      </w:pPr>
+      <w:r>
+        <w:rPr>
+          <w:rFonts w:ascii="Times New Roman" w:hAnsi="Times New Roman" w:eastAsia="黑体"/>
+          <w:b w:val="0"/>
+          <w:sz w:val="21"/>
+        </w:rPr>
+        <w:t>参考文献</w:t>
+      </w:r>
+      <w:r>
+        <w:tab/>
+      </w:r>
+      <w:r>
+        <w:rPr>
+          <w:rFonts w:ascii="Times New Roman" w:hAnsi="Times New Roman" w:eastAsia="宋体"/>
+          <w:b w:val="0"/>
+          <w:sz w:val="21"/>
+        </w:rPr>
+        <w:t>22</w:t>
+      </w:r>
+    </w:p>
+    <w:p>
+      <w:pPr>
+        <w:tabs>
+          <w:tab w:pos="8787" w:val="right" w:leader="dot"/>
+        </w:tabs>
+        <w:spacing w:line="240" w:lineRule="auto" w:before="0" w:after="40"/>
+        <w:ind w:left="0"/>
+        <w:jc w:val="left"/>
+      </w:pPr>
+      <w:r>
+        <w:rPr>
+          <w:rFonts w:ascii="Times New Roman" w:hAnsi="Times New Roman" w:eastAsia="黑体"/>
+          <w:b w:val="0"/>
+          <w:sz w:val="21"/>
+        </w:rPr>
+        <w:t>致谢</w:t>
+      </w:r>
+      <w:r>
+        <w:tab/>
+      </w:r>
+      <w:r>
+        <w:rPr>
+          <w:rFonts w:ascii="Times New Roman" w:hAnsi="Times New Roman" w:eastAsia="宋体"/>
+          <w:b w:val="0"/>
+          <w:sz w:val="21"/>
+        </w:rPr>
+        <w:t>23</w:t>
+      </w:r>
+    </w:p>
+    <w:p>
+      <w:pPr>
+        <w:tabs>
+          <w:tab w:pos="8787" w:val="right" w:leader="dot"/>
+        </w:tabs>
+        <w:spacing w:line="240" w:lineRule="auto" w:before="0" w:after="40"/>
+        <w:ind w:left="0"/>
+        <w:jc w:val="left"/>
+      </w:pPr>
+      <w:r>
+        <w:rPr>
+          <w:rFonts w:ascii="Times New Roman" w:hAnsi="Times New Roman" w:eastAsia="黑体"/>
+          <w:b w:val="0"/>
+          <w:sz w:val="21"/>
+        </w:rPr>
+        <w:t>附录</w:t>
+      </w:r>
+      <w:r>
+        <w:tab/>
+      </w:r>
+      <w:r>
+        <w:rPr>
+          <w:rFonts w:ascii="Times New Roman" w:hAnsi="Times New Roman" w:eastAsia="宋体"/>
+          <w:b w:val="0"/>
+          <w:sz w:val="21"/>
+        </w:rPr>
+        <w:t>23</w:t>
+      </w:r>
+      <w:r>
+        <w:rPr>
+          <w:rFonts w:ascii="Times New Roman" w:hAnsi="Times New Roman" w:eastAsia="宋体"/>
+          <w:b w:val="0"/>
+          <w:sz w:val="21"/>
+        </w:rPr>
         <w:fldChar w:fldCharType="end"/>
       </w:r>
     </w:p>
@@ -251,6 +1802,102 @@
           <w:sz w:val="21"/>
         </w:rPr>
         <w:t>关键词：红色文化；学习打卡；B/S架构；Node.js；Express；MySQL</w:t>
+      </w:r>
+    </w:p>
+    <w:p>
+      <w:r>
+        <w:br w:type="page"/>
+      </w:r>
+    </w:p>
+    <w:p>
+      <w:pPr>
+        <w:pStyle w:val="Heading1"/>
+        <w:spacing w:line="240" w:lineRule="auto" w:before="320" w:after="320"/>
+        <w:jc w:val="center"/>
+      </w:pPr>
+      <w:r>
+        <w:rPr>
+          <w:rFonts w:ascii="Times New Roman" w:hAnsi="Times New Roman" w:eastAsia="黑体"/>
+          <w:b w:val="0"/>
+          <w:color w:val="000000"/>
+          <w:sz w:val="32"/>
+        </w:rPr>
+        <w:t>Abstract</w:t>
+      </w:r>
+    </w:p>
+    <w:p>
+      <w:pPr>
+        <w:spacing w:line="360" w:lineRule="exact" w:before="0" w:after="0"/>
+        <w:ind w:firstLine="420"/>
+        <w:jc w:val="both"/>
+      </w:pPr>
+      <w:r>
+        <w:rPr>
+          <w:rFonts w:ascii="Times New Roman" w:hAnsi="Times New Roman" w:eastAsia="宋体"/>
+          <w:b w:val="0"/>
+          <w:sz w:val="21"/>
+        </w:rPr>
+        <w:t>With the rapid development of information technology and the popularization of the mobile Internet, the way red culture is disseminated has undergone profound changes. Traditional red culture education is mainly carried out through classroom lectures, offline visits and concentrated learning, which suffers from monotonous forms, low participation and difficulty in quantifying the learning process. How to improve college students' initiative and persistence in red culture learning by means of information technology is a problem worth studying in the informatization of ideological and political education in colleges and universities.</w:t>
+      </w:r>
+    </w:p>
+    <w:p>
+      <w:pPr>
+        <w:spacing w:line="360" w:lineRule="exact" w:before="0" w:after="0"/>
+        <w:ind w:firstLine="420"/>
+        <w:jc w:val="both"/>
+      </w:pPr>
+      <w:r>
+        <w:rPr>
+          <w:rFonts w:ascii="Times New Roman" w:hAnsi="Times New Roman" w:eastAsia="宋体"/>
+          <w:b w:val="0"/>
+          <w:sz w:val="21"/>
+        </w:rPr>
+        <w:t>Taking red culture learning as the starting point, this paper designs and implements a red culture learning check-in system based on the B/S architecture. Firstly, the research background and significance of the system are analyzed, and the research status of digital dissemination of red culture and online learning platforms at home and abroad is reviewed. Secondly, from the perspectives of ordinary users and administrators, the functional and non-functional requirements are analyzed, and the system functions are modeled with a use case diagram. Then, Node.js is adopted as the server runtime, Express as the web application framework, EJS as the template engine and MySQL 8.0 as the data storage. The overall architecture design, functional module design and database design are completed, and the E-R diagram, physical data model diagram, sequence diagrams and activity diagrams are drawn. Finally, the coding and functional testing of each module are completed.</w:t>
+      </w:r>
+    </w:p>
+    <w:p>
+      <w:pPr>
+        <w:spacing w:line="360" w:lineRule="exact" w:before="0" w:after="0"/>
+        <w:ind w:firstLine="420"/>
+        <w:jc w:val="both"/>
+      </w:pPr>
+      <w:r>
+        <w:rPr>
+          <w:rFonts w:ascii="Times New Roman" w:hAnsi="Times New Roman" w:eastAsia="宋体"/>
+          <w:b w:val="0"/>
+          <w:sz w:val="21"/>
+        </w:rPr>
+        <w:t>The system implements user functions such as registration and login, password recovery, browsing of red scenic spots, learning of red history, submission and modification of check-in notes, management of personal check-in records, ranking of popular scenic spots, viewing of system announcements and management of personal information, as well as administrator functions such as the statistics dashboard, scenic spot management, announcement management and user management. During the implementation, database transactions are used to ensure the consistency of data in the three tables of check-in records, user scores and spot check-in counts. Passwords are stored with salted hashes generated by the bcrypt algorithm, and parameterized queries are used for all database operations, which improves the security of the system.</w:t>
+      </w:r>
+    </w:p>
+    <w:p>
+      <w:pPr>
+        <w:spacing w:line="360" w:lineRule="exact" w:before="0" w:after="0"/>
+        <w:ind w:firstLine="420"/>
+        <w:jc w:val="both"/>
+      </w:pPr>
+      <w:r>
+        <w:rPr>
+          <w:rFonts w:ascii="Times New Roman" w:hAnsi="Times New Roman" w:eastAsia="宋体"/>
+          <w:b w:val="0"/>
+          <w:sz w:val="21"/>
+        </w:rPr>
+        <w:t>The test results show that all functions of the system run stably, the interface is simple and the operation flow is clear. The system can meet the basic needs of college students for red culture learning and check-in, and achieves the expected design goal. The implementation of this system provides a feasible technical solution for the digital and process-oriented management of red culture education, and has certain practical value.</w:t>
+      </w:r>
+    </w:p>
+    <w:p>
+      <w:pPr>
+        <w:spacing w:line="360" w:lineRule="exact" w:before="0" w:after="0"/>
+        <w:ind w:firstLine="420"/>
+        <w:jc w:val="both"/>
+      </w:pPr>
+      <w:r>
+        <w:rPr>
+          <w:rFonts w:ascii="Times New Roman" w:hAnsi="Times New Roman" w:eastAsia="宋体"/>
+          <w:b w:val="0"/>
+          <w:sz w:val="21"/>
+        </w:rPr>
+        <w:t>Key Words: Red Culture; Learning Check-in; B/S Architecture; Node.js; Express; MySQL</w:t>
       </w:r>
     </w:p>
     <w:p>
@@ -265,102 +1912,6 @@
           <w:pgNumType w:fmt="lowerRoman" w:start="1"/>
         </w:sectPr>
       </w:pPr>
-    </w:p>
-    <w:p>
-      <w:pPr>
-        <w:pStyle w:val="Heading1"/>
-        <w:spacing w:line="240" w:lineRule="auto" w:before="320" w:after="320"/>
-        <w:jc w:val="center"/>
-      </w:pPr>
-      <w:r>
-        <w:rPr>
-          <w:rFonts w:ascii="Times New Roman" w:hAnsi="Times New Roman" w:eastAsia="黑体"/>
-          <w:b w:val="0"/>
-          <w:color w:val="000000"/>
-          <w:sz w:val="32"/>
-        </w:rPr>
-        <w:t>Abstract</w:t>
-      </w:r>
-    </w:p>
-    <w:p>
-      <w:pPr>
-        <w:spacing w:line="360" w:lineRule="exact" w:before="0" w:after="0"/>
-        <w:ind w:firstLine="420"/>
-        <w:jc w:val="both"/>
-      </w:pPr>
-      <w:r>
-        <w:rPr>
-          <w:rFonts w:ascii="Times New Roman" w:hAnsi="Times New Roman" w:eastAsia="宋体"/>
-          <w:b w:val="0"/>
-          <w:sz w:val="21"/>
-        </w:rPr>
-        <w:t>With the rapid development of information technology and the popularization of the mobile Internet, the way red culture is disseminated has undergone profound changes. Traditional red culture education is mainly carried out through classroom lectures, offline visits and concentrated learning, which suffers from monotonous forms, low participation and difficulty in quantifying the learning process. How to improve college students' initiative and persistence in red culture learning by means of information technology is a problem worth studying in the informatization of ideological and political education in colleges and universities.</w:t>
-      </w:r>
-    </w:p>
-    <w:p>
-      <w:pPr>
-        <w:spacing w:line="360" w:lineRule="exact" w:before="0" w:after="0"/>
-        <w:ind w:firstLine="420"/>
-        <w:jc w:val="both"/>
-      </w:pPr>
-      <w:r>
-        <w:rPr>
-          <w:rFonts w:ascii="Times New Roman" w:hAnsi="Times New Roman" w:eastAsia="宋体"/>
-          <w:b w:val="0"/>
-          <w:sz w:val="21"/>
-        </w:rPr>
-        <w:t>Taking red culture learning as the starting point, this paper designs and implements a red culture learning check-in system based on the B/S architecture. Firstly, the research background and significance of the system are analyzed, and the research status of digital dissemination of red culture and online learning platforms at home and abroad is reviewed. Secondly, from the perspectives of ordinary users and administrators, the functional and non-functional requirements are analyzed, and the system functions are modeled with a use case diagram. Then, Node.js is adopted as the server runtime, Express as the web application framework, EJS as the template engine and MySQL 8.0 as the data storage. The overall architecture design, functional module design and database design are completed, and the E-R diagram, physical data model diagram, sequence diagrams and activity diagrams are drawn. Finally, the coding and functional testing of each module are completed.</w:t>
-      </w:r>
-    </w:p>
-    <w:p>
-      <w:pPr>
-        <w:spacing w:line="360" w:lineRule="exact" w:before="0" w:after="0"/>
-        <w:ind w:firstLine="420"/>
-        <w:jc w:val="both"/>
-      </w:pPr>
-      <w:r>
-        <w:rPr>
-          <w:rFonts w:ascii="Times New Roman" w:hAnsi="Times New Roman" w:eastAsia="宋体"/>
-          <w:b w:val="0"/>
-          <w:sz w:val="21"/>
-        </w:rPr>
-        <w:t>The system implements user functions such as registration and login, password recovery, browsing of red scenic spots, learning of red history, submission and modification of check-in notes, management of personal check-in records, ranking of popular scenic spots, viewing of system announcements and management of personal information, as well as administrator functions such as the statistics dashboard, scenic spot management, announcement management and user management. During the implementation, database transactions are used to ensure the consistency of data in the three tables of check-in records, user scores and spot check-in counts. Passwords are stored with salted hashes generated by the bcrypt algorithm, and parameterized queries are used for all database operations, which improves the security of the system.</w:t>
-      </w:r>
-    </w:p>
-    <w:p>
-      <w:pPr>
-        <w:spacing w:line="360" w:lineRule="exact" w:before="0" w:after="0"/>
-        <w:ind w:firstLine="420"/>
-        <w:jc w:val="both"/>
-      </w:pPr>
-      <w:r>
-        <w:rPr>
-          <w:rFonts w:ascii="Times New Roman" w:hAnsi="Times New Roman" w:eastAsia="宋体"/>
-          <w:b w:val="0"/>
-          <w:sz w:val="21"/>
-        </w:rPr>
-        <w:t>The test results show that all functions of the system run stably, the interface is simple and the operation flow is clear. The system can meet the basic needs of college students for red culture learning and check-in, and achieves the expected design goal. The implementation of this system provides a feasible technical solution for the digital and process-oriented management of red culture education, and has certain practical value.</w:t>
-      </w:r>
-    </w:p>
-    <w:p>
-      <w:pPr>
-        <w:spacing w:line="360" w:lineRule="exact" w:before="0" w:after="0"/>
-        <w:ind w:firstLine="420"/>
-        <w:jc w:val="both"/>
-      </w:pPr>
-      <w:r>
-        <w:rPr>
-          <w:rFonts w:ascii="Times New Roman" w:hAnsi="Times New Roman" w:eastAsia="宋体"/>
-          <w:b w:val="0"/>
-          <w:sz w:val="21"/>
-        </w:rPr>
-        <w:t>Key Words: Red Culture; Learning Check-in; B/S Architecture; Node.js; Express; MySQL</w:t>
-      </w:r>
-    </w:p>
-    <w:p>
-      <w:r>
-        <w:br w:type="page"/>
-      </w:r>
     </w:p>
     <w:p>
       <w:pPr>
@@ -11205,7 +12756,7 @@
       <w:spacing w:line="240" w:lineRule="auto" w:before="0" w:after="0"/>
       <w:jc w:val="left"/>
       <w:tabs>
-        <w:tab w:val="right" w:pos="8788"/>
+        <w:tab w:val="right" w:pos="8787"/>
       </w:tabs>
     </w:pPr>
     <w:r/>
@@ -11231,7 +12782,7 @@
       <w:spacing w:line="240" w:lineRule="auto" w:before="0" w:after="0"/>
       <w:jc w:val="left"/>
       <w:tabs>
-        <w:tab w:val="right" w:pos="8788"/>
+        <w:tab w:val="right" w:pos="8787"/>
       </w:tabs>
     </w:pPr>
     <w:r/>

--- a/docs/红色文化学习打卡系统-毕业论文.docx
+++ b/docs/红色文化学习打卡系统-毕业论文.docx
@@ -1117,7 +1117,7 @@
           <w:b w:val="0"/>
           <w:sz w:val="21"/>
         </w:rPr>
-        <w:t>12</w:t>
+        <w:t>11</w:t>
       </w:r>
     </w:p>
     <w:p>
@@ -1146,7 +1146,7 @@
           <w:b w:val="0"/>
           <w:sz w:val="21"/>
         </w:rPr>
-        <w:t>12</w:t>
+        <w:t>11</w:t>
       </w:r>
     </w:p>
     <w:p>
@@ -1349,7 +1349,7 @@
           <w:b w:val="0"/>
           <w:sz w:val="21"/>
         </w:rPr>
-        <w:t>18</w:t>
+        <w:t>17</w:t>
       </w:r>
     </w:p>
     <w:p>
@@ -2614,7 +2614,7 @@
           <w:b w:val="0"/>
           <w:sz w:val="21"/>
         </w:rPr>
-        <w:t>景点学习方面，用户可以浏览系统中的全部红色景点，按名称模糊查询或按编号精确查询景点，查看景点详情，包括景点名称、地理位置、景点描述和红色历史，还可以在详情页查看与该景点相关的革命人物介绍以及其他用户最近的打卡心得。</w:t>
+        <w:t>景点学习方面，用户可以浏览系统中的全部红色景点，按名称模糊查询或按编号精确查询景点，查看景点详情，包括景点名称、地理位置、景点描述和红色历史，还可以在详情页查看其他用户最近的打卡心得。</w:t>
       </w:r>
     </w:p>
     <w:p>
@@ -3403,7 +3403,7 @@
           <w:b w:val="0"/>
           <w:sz w:val="21"/>
         </w:rPr>
-        <w:t>景点浏览模块面向普通用户和管理员提供不同的功能。普通用户可以查看景点列表，列表支持按名称模糊查询和按编号精确查询，并显示每个景点的打卡次数以及当前用户在该景点的打卡次数；可以查看热门景点排行，系统将打卡次数达到十次的景点判定为热门景点；可以进入景点详情页查看景点描述、红色历史、相关革命人物以及最近十条打卡心得。管理员可以进入景点管理页面，对景点信息进行新增、编辑和删除操作。</w:t>
+        <w:t>景点浏览模块面向普通用户和管理员提供不同的功能。普通用户可以查看景点列表，列表支持按名称模糊查询和按编号精确查询，并显示每个景点的打卡次数以及当前用户在该景点的打卡次数；可以查看热门景点排行，系统将打卡次数达到十次的景点判定为热门景点；可以进入景点详情页查看景点图片、景点描述、红色历史以及最近十条打卡心得。管理员可以进入景点管理页面，对景点信息进行新增、编辑和删除操作。</w:t>
       </w:r>
     </w:p>
     <w:p>
@@ -3612,7 +3612,7 @@
           <w:b w:val="0"/>
           <w:sz w:val="21"/>
         </w:rPr>
-        <w:t>根据需求分析，系统需要存储用户信息、景点信息、公告信息、打卡记录信息以及景点关联的革命人物信息。经过抽象，系统中主要包含用户、景点、公告、打卡记录和革命人物五个实体。</w:t>
+        <w:t>根据需求分析，系统需要存储用户信息、景点信息、公告信息和打卡记录信息。经过抽象，系统中主要包含用户、景点、公告、打卡记录四个实体。</w:t>
       </w:r>
     </w:p>
     <w:p>
@@ -3627,7 +3627,7 @@
           <w:b w:val="0"/>
           <w:sz w:val="21"/>
         </w:rPr>
-        <w:t>用户与景点之间通过打卡记录建立联系，一个用户可以打卡多个景点，一个景点也可以被多个用户打卡，因此用户与景点之间是多对多关系，打卡记录是它们之间的关联实体，除记录用户和景点外，还保存打卡时间和打卡心得。景点与革命人物之间是一对多关系，一个景点可以关联多名革命人物，删除景点时其关联的人物记录随之删除。公告实体相对独立，不与其它实体产生关联。系统的E-R图如图4.2所示。</w:t>
+        <w:t>用户与景点之间通过打卡记录建立联系，一个用户可以打卡多个景点，一个景点也可以被多个用户打卡，因此用户与景点之间是多对多关系，打卡记录是它们之间的关联实体，除记录用户和景点外，还保存打卡时间和打卡心得。公告实体相对独立，不与其它实体产生关联。系统的E-R图如图4.2所示。</w:t>
       </w:r>
     </w:p>
     <w:p>
@@ -3638,7 +3638,7 @@
       <w:r>
         <w:drawing>
           <wp:inline xmlns:a="http://schemas.openxmlformats.org/drawingml/2006/main" xmlns:pic="http://schemas.openxmlformats.org/drawingml/2006/picture">
-            <wp:extent cx="5143500" cy="2054203"/>
+            <wp:extent cx="5143500" cy="2062215"/>
             <wp:docPr id="3" name="Picture 3"/>
             <wp:cNvGraphicFramePr>
               <a:graphicFrameLocks noChangeAspect="1"/>
@@ -3659,7 +3659,7 @@
                   <pic:spPr>
                     <a:xfrm>
                       <a:off x="0" y="0"/>
-                      <a:ext cx="5143500" cy="2054203"/>
+                      <a:ext cx="5143500" cy="2062215"/>
                     </a:xfrm>
                     <a:prstGeom prst="rect"/>
                   </pic:spPr>
@@ -3712,7 +3712,7 @@
           <w:b w:val="0"/>
           <w:sz w:val="21"/>
         </w:rPr>
-        <w:t>在概念结构设计的基础上，进一步确定各数据表的字段类型、长度、约束和索引。系统使用InnoDB存储引擎以支持事务和外键，字符集使用utf8mb4。打卡记录表作为核心业务表，在用户编号、景点编号和打卡时间三个字段上建立了索引，以提升按用户查询打卡记录和按景点统计打卡次数的效率。打卡记录表和革命人物表均通过外键与用户表、景点表关联，并设置级联删除。系统的物理数据模型如图4.3所示。</w:t>
+        <w:t>在概念结构设计的基础上，进一步确定各数据表的字段类型、长度、约束和索引。系统使用InnoDB存储引擎以支持事务和外键，字符集使用utf8mb4。打卡记录表作为核心业务表，在用户编号、景点编号和打卡时间三个字段上建立了索引，以提升按用户查询打卡记录和按景点统计打卡次数的效率。打卡记录表通过外键与用户表、景点表关联，并设置级联删除。系统的物理数据模型如图4.3所示。</w:t>
       </w:r>
     </w:p>
     <w:p>
@@ -6629,545 +6629,6 @@
     </w:tbl>
     <w:p>
       <w:pPr>
-        <w:spacing w:line="240" w:lineRule="auto" w:before="60" w:after="60"/>
-        <w:jc w:val="center"/>
-      </w:pPr>
-      <w:r>
-        <w:rPr>
-          <w:rFonts w:ascii="Times New Roman" w:hAnsi="Times New Roman" w:eastAsia="黑体"/>
-          <w:b w:val="0"/>
-          <w:sz w:val="18"/>
-        </w:rPr>
-        <w:t>表4.5  革命人物表 hero_figure</w:t>
-      </w:r>
-    </w:p>
-    <w:tbl>
-      <w:tblPr>
-        <w:tblW w:type="auto" w:w="0"/>
-        <w:jc w:val="center"/>
-        <w:tblLook w:firstColumn="1" w:firstRow="1" w:lastColumn="0" w:lastRow="0" w:noHBand="0" w:noVBand="1" w:val="04A0"/>
-        <w:tblBorders>
-          <w:top w:val="single" w:sz="12" w:space="0" w:color="000000"/>
-          <w:bottom w:val="single" w:sz="12" w:space="0" w:color="000000"/>
-          <w:left w:val="none" w:sz="0" w:space="0"/>
-          <w:right w:val="none" w:sz="0" w:space="0"/>
-          <w:insideH w:val="none" w:sz="0" w:space="0"/>
-          <w:insideV w:val="none" w:sz="0" w:space="0"/>
-        </w:tblBorders>
-      </w:tblPr>
-      <w:tblGrid>
-        <w:gridCol w:w="2197"/>
-        <w:gridCol w:w="2197"/>
-        <w:gridCol w:w="2197"/>
-        <w:gridCol w:w="2197"/>
-      </w:tblGrid>
-      <w:tr>
-        <w:tc>
-          <w:tcPr>
-            <w:tcW w:type="dxa" w:w="2197"/>
-            <w:tcBorders>
-              <w:bottom w:val="single" w:sz="6" w:space="0" w:color="000000"/>
-            </w:tcBorders>
-          </w:tcPr>
-          <w:p>
-            <w:pPr>
-              <w:spacing w:line="240" w:lineRule="auto" w:before="20" w:after="20"/>
-              <w:jc w:val="center"/>
-            </w:pPr>
-            <w:r/>
-            <w:r>
-              <w:rPr>
-                <w:rFonts w:ascii="Times New Roman" w:hAnsi="Times New Roman" w:eastAsia="宋体"/>
-                <w:b/>
-                <w:sz w:val="18"/>
-              </w:rPr>
-              <w:t>字段名</w:t>
-            </w:r>
-          </w:p>
-        </w:tc>
-        <w:tc>
-          <w:tcPr>
-            <w:tcW w:type="dxa" w:w="2197"/>
-            <w:tcBorders>
-              <w:bottom w:val="single" w:sz="6" w:space="0" w:color="000000"/>
-            </w:tcBorders>
-          </w:tcPr>
-          <w:p>
-            <w:pPr>
-              <w:spacing w:line="240" w:lineRule="auto" w:before="20" w:after="20"/>
-              <w:jc w:val="center"/>
-            </w:pPr>
-            <w:r/>
-            <w:r>
-              <w:rPr>
-                <w:rFonts w:ascii="Times New Roman" w:hAnsi="Times New Roman" w:eastAsia="宋体"/>
-                <w:b/>
-                <w:sz w:val="18"/>
-              </w:rPr>
-              <w:t>类型</w:t>
-            </w:r>
-          </w:p>
-        </w:tc>
-        <w:tc>
-          <w:tcPr>
-            <w:tcW w:type="dxa" w:w="2197"/>
-            <w:tcBorders>
-              <w:bottom w:val="single" w:sz="6" w:space="0" w:color="000000"/>
-            </w:tcBorders>
-          </w:tcPr>
-          <w:p>
-            <w:pPr>
-              <w:spacing w:line="240" w:lineRule="auto" w:before="20" w:after="20"/>
-              <w:jc w:val="center"/>
-            </w:pPr>
-            <w:r/>
-            <w:r>
-              <w:rPr>
-                <w:rFonts w:ascii="Times New Roman" w:hAnsi="Times New Roman" w:eastAsia="宋体"/>
-                <w:b/>
-                <w:sz w:val="18"/>
-              </w:rPr>
-              <w:t>约束</w:t>
-            </w:r>
-          </w:p>
-        </w:tc>
-        <w:tc>
-          <w:tcPr>
-            <w:tcW w:type="dxa" w:w="2197"/>
-            <w:tcBorders>
-              <w:bottom w:val="single" w:sz="6" w:space="0" w:color="000000"/>
-            </w:tcBorders>
-          </w:tcPr>
-          <w:p>
-            <w:pPr>
-              <w:spacing w:line="240" w:lineRule="auto" w:before="20" w:after="20"/>
-              <w:jc w:val="center"/>
-            </w:pPr>
-            <w:r/>
-            <w:r>
-              <w:rPr>
-                <w:rFonts w:ascii="Times New Roman" w:hAnsi="Times New Roman" w:eastAsia="宋体"/>
-                <w:b/>
-                <w:sz w:val="18"/>
-              </w:rPr>
-              <w:t>说明</w:t>
-            </w:r>
-          </w:p>
-        </w:tc>
-      </w:tr>
-      <w:tr>
-        <w:tc>
-          <w:tcPr>
-            <w:tcW w:type="dxa" w:w="2197"/>
-          </w:tcPr>
-          <w:p>
-            <w:pPr>
-              <w:spacing w:line="240" w:lineRule="auto" w:before="20" w:after="20"/>
-              <w:jc w:val="left"/>
-            </w:pPr>
-            <w:r/>
-            <w:r>
-              <w:rPr>
-                <w:rFonts w:ascii="Times New Roman" w:hAnsi="Times New Roman" w:eastAsia="宋体"/>
-                <w:b w:val="0"/>
-                <w:sz w:val="18"/>
-              </w:rPr>
-              <w:t>hero_id</w:t>
-            </w:r>
-          </w:p>
-        </w:tc>
-        <w:tc>
-          <w:tcPr>
-            <w:tcW w:type="dxa" w:w="2197"/>
-          </w:tcPr>
-          <w:p>
-            <w:pPr>
-              <w:spacing w:line="240" w:lineRule="auto" w:before="20" w:after="20"/>
-              <w:jc w:val="left"/>
-            </w:pPr>
-            <w:r/>
-            <w:r>
-              <w:rPr>
-                <w:rFonts w:ascii="Times New Roman" w:hAnsi="Times New Roman" w:eastAsia="宋体"/>
-                <w:b w:val="0"/>
-                <w:sz w:val="18"/>
-              </w:rPr>
-              <w:t>INT</w:t>
-            </w:r>
-          </w:p>
-        </w:tc>
-        <w:tc>
-          <w:tcPr>
-            <w:tcW w:type="dxa" w:w="2197"/>
-          </w:tcPr>
-          <w:p>
-            <w:pPr>
-              <w:spacing w:line="240" w:lineRule="auto" w:before="20" w:after="20"/>
-              <w:jc w:val="left"/>
-            </w:pPr>
-            <w:r/>
-            <w:r>
-              <w:rPr>
-                <w:rFonts w:ascii="Times New Roman" w:hAnsi="Times New Roman" w:eastAsia="宋体"/>
-                <w:b w:val="0"/>
-                <w:sz w:val="18"/>
-              </w:rPr>
-              <w:t>主键、自增</w:t>
-            </w:r>
-          </w:p>
-        </w:tc>
-        <w:tc>
-          <w:tcPr>
-            <w:tcW w:type="dxa" w:w="2197"/>
-          </w:tcPr>
-          <w:p>
-            <w:pPr>
-              <w:spacing w:line="240" w:lineRule="auto" w:before="20" w:after="20"/>
-              <w:jc w:val="left"/>
-            </w:pPr>
-            <w:r/>
-            <w:r>
-              <w:rPr>
-                <w:rFonts w:ascii="Times New Roman" w:hAnsi="Times New Roman" w:eastAsia="宋体"/>
-                <w:b w:val="0"/>
-                <w:sz w:val="18"/>
-              </w:rPr>
-              <w:t>人物编号</w:t>
-            </w:r>
-          </w:p>
-        </w:tc>
-      </w:tr>
-      <w:tr>
-        <w:tc>
-          <w:tcPr>
-            <w:tcW w:type="dxa" w:w="2197"/>
-          </w:tcPr>
-          <w:p>
-            <w:pPr>
-              <w:spacing w:line="240" w:lineRule="auto" w:before="20" w:after="20"/>
-              <w:jc w:val="left"/>
-            </w:pPr>
-            <w:r/>
-            <w:r>
-              <w:rPr>
-                <w:rFonts w:ascii="Times New Roman" w:hAnsi="Times New Roman" w:eastAsia="宋体"/>
-                <w:b w:val="0"/>
-                <w:sz w:val="18"/>
-              </w:rPr>
-              <w:t>scenic_id</w:t>
-            </w:r>
-          </w:p>
-        </w:tc>
-        <w:tc>
-          <w:tcPr>
-            <w:tcW w:type="dxa" w:w="2197"/>
-          </w:tcPr>
-          <w:p>
-            <w:pPr>
-              <w:spacing w:line="240" w:lineRule="auto" w:before="20" w:after="20"/>
-              <w:jc w:val="left"/>
-            </w:pPr>
-            <w:r/>
-            <w:r>
-              <w:rPr>
-                <w:rFonts w:ascii="Times New Roman" w:hAnsi="Times New Roman" w:eastAsia="宋体"/>
-                <w:b w:val="0"/>
-                <w:sz w:val="18"/>
-              </w:rPr>
-              <w:t>INT</w:t>
-            </w:r>
-          </w:p>
-        </w:tc>
-        <w:tc>
-          <w:tcPr>
-            <w:tcW w:type="dxa" w:w="2197"/>
-          </w:tcPr>
-          <w:p>
-            <w:pPr>
-              <w:spacing w:line="240" w:lineRule="auto" w:before="20" w:after="20"/>
-              <w:jc w:val="left"/>
-            </w:pPr>
-            <w:r/>
-            <w:r>
-              <w:rPr>
-                <w:rFonts w:ascii="Times New Roman" w:hAnsi="Times New Roman" w:eastAsia="宋体"/>
-                <w:b w:val="0"/>
-                <w:sz w:val="18"/>
-              </w:rPr>
-              <w:t>外键、非空</w:t>
-            </w:r>
-          </w:p>
-        </w:tc>
-        <w:tc>
-          <w:tcPr>
-            <w:tcW w:type="dxa" w:w="2197"/>
-          </w:tcPr>
-          <w:p>
-            <w:pPr>
-              <w:spacing w:line="240" w:lineRule="auto" w:before="20" w:after="20"/>
-              <w:jc w:val="left"/>
-            </w:pPr>
-            <w:r/>
-            <w:r>
-              <w:rPr>
-                <w:rFonts w:ascii="Times New Roman" w:hAnsi="Times New Roman" w:eastAsia="宋体"/>
-                <w:b w:val="0"/>
-                <w:sz w:val="18"/>
-              </w:rPr>
-              <w:t>关联景点编号，级联删除</w:t>
-            </w:r>
-          </w:p>
-        </w:tc>
-      </w:tr>
-      <w:tr>
-        <w:tc>
-          <w:tcPr>
-            <w:tcW w:type="dxa" w:w="2197"/>
-          </w:tcPr>
-          <w:p>
-            <w:pPr>
-              <w:spacing w:line="240" w:lineRule="auto" w:before="20" w:after="20"/>
-              <w:jc w:val="left"/>
-            </w:pPr>
-            <w:r/>
-            <w:r>
-              <w:rPr>
-                <w:rFonts w:ascii="Times New Roman" w:hAnsi="Times New Roman" w:eastAsia="宋体"/>
-                <w:b w:val="0"/>
-                <w:sz w:val="18"/>
-              </w:rPr>
-              <w:t>name</w:t>
-            </w:r>
-          </w:p>
-        </w:tc>
-        <w:tc>
-          <w:tcPr>
-            <w:tcW w:type="dxa" w:w="2197"/>
-          </w:tcPr>
-          <w:p>
-            <w:pPr>
-              <w:spacing w:line="240" w:lineRule="auto" w:before="20" w:after="20"/>
-              <w:jc w:val="left"/>
-            </w:pPr>
-            <w:r/>
-            <w:r>
-              <w:rPr>
-                <w:rFonts w:ascii="Times New Roman" w:hAnsi="Times New Roman" w:eastAsia="宋体"/>
-                <w:b w:val="0"/>
-                <w:sz w:val="18"/>
-              </w:rPr>
-              <w:t>VARCHAR(50)</w:t>
-            </w:r>
-          </w:p>
-        </w:tc>
-        <w:tc>
-          <w:tcPr>
-            <w:tcW w:type="dxa" w:w="2197"/>
-          </w:tcPr>
-          <w:p>
-            <w:pPr>
-              <w:spacing w:line="240" w:lineRule="auto" w:before="20" w:after="20"/>
-              <w:jc w:val="left"/>
-            </w:pPr>
-            <w:r/>
-            <w:r>
-              <w:rPr>
-                <w:rFonts w:ascii="Times New Roman" w:hAnsi="Times New Roman" w:eastAsia="宋体"/>
-                <w:b w:val="0"/>
-                <w:sz w:val="18"/>
-              </w:rPr>
-              <w:t>非空</w:t>
-            </w:r>
-          </w:p>
-        </w:tc>
-        <w:tc>
-          <w:tcPr>
-            <w:tcW w:type="dxa" w:w="2197"/>
-          </w:tcPr>
-          <w:p>
-            <w:pPr>
-              <w:spacing w:line="240" w:lineRule="auto" w:before="20" w:after="20"/>
-              <w:jc w:val="left"/>
-            </w:pPr>
-            <w:r/>
-            <w:r>
-              <w:rPr>
-                <w:rFonts w:ascii="Times New Roman" w:hAnsi="Times New Roman" w:eastAsia="宋体"/>
-                <w:b w:val="0"/>
-                <w:sz w:val="18"/>
-              </w:rPr>
-              <w:t>人物姓名</w:t>
-            </w:r>
-          </w:p>
-        </w:tc>
-      </w:tr>
-      <w:tr>
-        <w:tc>
-          <w:tcPr>
-            <w:tcW w:type="dxa" w:w="2197"/>
-          </w:tcPr>
-          <w:p>
-            <w:pPr>
-              <w:spacing w:line="240" w:lineRule="auto" w:before="20" w:after="20"/>
-              <w:jc w:val="left"/>
-            </w:pPr>
-            <w:r/>
-            <w:r>
-              <w:rPr>
-                <w:rFonts w:ascii="Times New Roman" w:hAnsi="Times New Roman" w:eastAsia="宋体"/>
-                <w:b w:val="0"/>
-                <w:sz w:val="18"/>
-              </w:rPr>
-              <w:t>intro</w:t>
-            </w:r>
-          </w:p>
-        </w:tc>
-        <w:tc>
-          <w:tcPr>
-            <w:tcW w:type="dxa" w:w="2197"/>
-          </w:tcPr>
-          <w:p>
-            <w:pPr>
-              <w:spacing w:line="240" w:lineRule="auto" w:before="20" w:after="20"/>
-              <w:jc w:val="left"/>
-            </w:pPr>
-            <w:r/>
-            <w:r>
-              <w:rPr>
-                <w:rFonts w:ascii="Times New Roman" w:hAnsi="Times New Roman" w:eastAsia="宋体"/>
-                <w:b w:val="0"/>
-                <w:sz w:val="18"/>
-              </w:rPr>
-              <w:t>TEXT</w:t>
-            </w:r>
-          </w:p>
-        </w:tc>
-        <w:tc>
-          <w:tcPr>
-            <w:tcW w:type="dxa" w:w="2197"/>
-          </w:tcPr>
-          <w:p>
-            <w:pPr>
-              <w:spacing w:line="240" w:lineRule="auto" w:before="20" w:after="20"/>
-              <w:jc w:val="left"/>
-            </w:pPr>
-            <w:r/>
-            <w:r>
-              <w:rPr>
-                <w:rFonts w:ascii="Times New Roman" w:hAnsi="Times New Roman" w:eastAsia="宋体"/>
-                <w:b w:val="0"/>
-                <w:sz w:val="18"/>
-              </w:rPr>
-              <w:t>可空</w:t>
-            </w:r>
-          </w:p>
-        </w:tc>
-        <w:tc>
-          <w:tcPr>
-            <w:tcW w:type="dxa" w:w="2197"/>
-          </w:tcPr>
-          <w:p>
-            <w:pPr>
-              <w:spacing w:line="240" w:lineRule="auto" w:before="20" w:after="20"/>
-              <w:jc w:val="left"/>
-            </w:pPr>
-            <w:r/>
-            <w:r>
-              <w:rPr>
-                <w:rFonts w:ascii="Times New Roman" w:hAnsi="Times New Roman" w:eastAsia="宋体"/>
-                <w:b w:val="0"/>
-                <w:sz w:val="18"/>
-              </w:rPr>
-              <w:t>人物简介</w:t>
-            </w:r>
-          </w:p>
-        </w:tc>
-      </w:tr>
-      <w:tr>
-        <w:tc>
-          <w:tcPr>
-            <w:tcW w:type="dxa" w:w="2197"/>
-          </w:tcPr>
-          <w:p>
-            <w:pPr>
-              <w:spacing w:line="240" w:lineRule="auto" w:before="20" w:after="20"/>
-              <w:jc w:val="left"/>
-            </w:pPr>
-            <w:r/>
-            <w:r>
-              <w:rPr>
-                <w:rFonts w:ascii="Times New Roman" w:hAnsi="Times New Roman" w:eastAsia="宋体"/>
-                <w:b w:val="0"/>
-                <w:sz w:val="18"/>
-              </w:rPr>
-              <w:t>image</w:t>
-            </w:r>
-          </w:p>
-        </w:tc>
-        <w:tc>
-          <w:tcPr>
-            <w:tcW w:type="dxa" w:w="2197"/>
-          </w:tcPr>
-          <w:p>
-            <w:pPr>
-              <w:spacing w:line="240" w:lineRule="auto" w:before="20" w:after="20"/>
-              <w:jc w:val="left"/>
-            </w:pPr>
-            <w:r/>
-            <w:r>
-              <w:rPr>
-                <w:rFonts w:ascii="Times New Roman" w:hAnsi="Times New Roman" w:eastAsia="宋体"/>
-                <w:b w:val="0"/>
-                <w:sz w:val="18"/>
-              </w:rPr>
-              <w:t>VARCHAR(255)</w:t>
-            </w:r>
-          </w:p>
-        </w:tc>
-        <w:tc>
-          <w:tcPr>
-            <w:tcW w:type="dxa" w:w="2197"/>
-          </w:tcPr>
-          <w:p>
-            <w:pPr>
-              <w:spacing w:line="240" w:lineRule="auto" w:before="20" w:after="20"/>
-              <w:jc w:val="left"/>
-            </w:pPr>
-            <w:r/>
-            <w:r>
-              <w:rPr>
-                <w:rFonts w:ascii="Times New Roman" w:hAnsi="Times New Roman" w:eastAsia="宋体"/>
-                <w:b w:val="0"/>
-                <w:sz w:val="18"/>
-              </w:rPr>
-              <w:t>可空</w:t>
-            </w:r>
-          </w:p>
-        </w:tc>
-        <w:tc>
-          <w:tcPr>
-            <w:tcW w:type="dxa" w:w="2197"/>
-          </w:tcPr>
-          <w:p>
-            <w:pPr>
-              <w:spacing w:line="240" w:lineRule="auto" w:before="20" w:after="20"/>
-              <w:jc w:val="left"/>
-            </w:pPr>
-            <w:r/>
-            <w:r>
-              <w:rPr>
-                <w:rFonts w:ascii="Times New Roman" w:hAnsi="Times New Roman" w:eastAsia="宋体"/>
-                <w:b w:val="0"/>
-                <w:sz w:val="18"/>
-              </w:rPr>
-              <w:t>人物图片文件名</w:t>
-            </w:r>
-          </w:p>
-        </w:tc>
-      </w:tr>
-    </w:tbl>
-    <w:p>
-      <w:pPr>
         <w:pStyle w:val="Heading2"/>
         <w:spacing w:line="240" w:lineRule="auto" w:before="240" w:after="240"/>
         <w:jc w:val="left"/>
@@ -8290,7 +7751,7 @@
           <w:b w:val="0"/>
           <w:sz w:val="18"/>
         </w:rPr>
-        <w:t xml:space="preserve">    └── images/            景点与人物图片</w:t>
+        <w:t xml:space="preserve">    └── images/            景点图片</w:t>
       </w:r>
     </w:p>
     <w:p>
@@ -8749,7 +8210,7 @@
           <w:b w:val="0"/>
           <w:sz w:val="21"/>
         </w:rPr>
-        <w:t>景点详情页展示景点图片、名称、地理位置、描述和红色历史，同时查询与该景点关联的革命人物信息以及最近十条打卡心得。最近打卡心得通过打卡记录表与用户表联表查询获得，从而显示打卡人的用户名，增强页面的互动感。</w:t>
+        <w:t>景点详情页展示景点图片、名称、地理位置、描述和红色历史，同时查询最近十条打卡心得。最近打卡心得通过打卡记录表与用户表联表查询获得，从而显示打卡人的用户名，增强页面的互动感。</w:t>
       </w:r>
     </w:p>
     <w:p>
@@ -8779,7 +8240,7 @@
           <w:b w:val="0"/>
           <w:sz w:val="21"/>
         </w:rPr>
-        <w:t>管理员侧的景点管理包括列表、新增、编辑和删除四项操作。删除景点时，由于打卡记录表和革命人物表通过外键与景点表关联并设置了级联删除，因此其关联记录会被数据库自动删除。</w:t>
+        <w:t>管理员侧的景点管理包括列表、新增、编辑和删除四项操作。删除景点时，由于打卡记录表通过外键与景点表关联并设置了级联删除，因此其关联的打卡记录会被数据库自动删除。</w:t>
       </w:r>
     </w:p>
     <w:p>
@@ -11139,7 +10600,7 @@
           <w:b w:val="0"/>
           <w:sz w:val="21"/>
         </w:rPr>
-        <w:t>后台管理功能方面，景点的增删改查、公告的发布与维护、用户信息的查询以及密保的补设均工作正常，仪表盘统计数据与数据库中的实际数据一致。删除景点时，其关联的打卡记录和革命人物记录能够被正确级联删除。</w:t>
+        <w:t>后台管理功能方面，景点的增删改查、公告的发布与维护、用户信息的查询以及密保的补设均工作正常，仪表盘统计数据与数据库中的实际数据一致。删除景点时，其关联的打卡记录能够被正确级联删除。</w:t>
       </w:r>
     </w:p>
     <w:p>

--- a/docs/红色文化学习打卡系统-毕业论文.docx
+++ b/docs/红色文化学习打卡系统-毕业论文.docx
@@ -3812,7 +3812,7 @@
           <w:b w:val="0"/>
           <w:sz w:val="21"/>
         </w:rPr>
-        <w:t>系统共设计五张数据表，各表的结构如下。</w:t>
+        <w:t>系统共设计四张数据表，各表的结构如下。</w:t>
       </w:r>
     </w:p>
     <w:p>
@@ -10692,7 +10692,7 @@
           <w:b w:val="0"/>
           <w:sz w:val="21"/>
         </w:rPr>
-        <w:t>在系统设计方面，确定了以Node.js和Express作为服务端框架、以EJS作为模板引擎、以MySQL 8.0作为数据存储的技术方案，完成了系统总体架构设计和功能模块划分，设计了五张数据表并绘制了E-R图和物理数据模型图，同时对登录、注册和打卡等核心业务流程进行了建模。</w:t>
+        <w:t>在系统设计方面，确定了以Node.js和Express作为服务端框架、以EJS作为模板引擎、以MySQL 8.0作为数据存储的技术方案，完成了系统总体架构设计和功能模块划分，设计了四张数据表并绘制了E-R图和物理数据模型图，同时对登录、注册和打卡等核心业务流程进行了建模。</w:t>
       </w:r>
     </w:p>
     <w:p>
